--- a/Resume/Vikas_Resume.docx
+++ b/Resume/Vikas_Resume.docx
@@ -10,8 +10,6 @@
           <w:sz w:val="20"/>
         </w:rPr>
       </w:pPr>
-      <w:bookmarkStart w:id="0" w:name="_GoBack"/>
-      <w:bookmarkEnd w:id="0"/>
       <w:r>
         <w:rPr>
           <w:sz w:val="20"/>
@@ -21,7 +19,7 @@
             <w:drawing>
               <wp:inline distT="0" distB="0" distL="0" distR="0">
                 <wp:extent cx="6663055" cy="1323340"/>
-                <wp:effectExtent l="0" t="0" r="0" b="634"/>
+                <wp:effectExtent l="0" t="0" r="93345" b="73660"/>
                 <wp:docPr id="1" name="Group 1"/>
                 <wp:cNvGraphicFramePr/>
                 <a:graphic xmlns:a="http://schemas.openxmlformats.org/drawingml/2006/main">
@@ -190,7 +188,7 @@
                         <wps:spPr>
                           <a:xfrm>
                             <a:off x="0" y="0"/>
-                            <a:ext cx="6663055" cy="1323340"/>
+                            <a:ext cx="6663055" cy="1255395"/>
                           </a:xfrm>
                           <a:prstGeom prst="rect">
                             <a:avLst/>
@@ -640,7 +638,7 @@
           </mc:Choice>
           <mc:Fallback>
             <w:pict>
-              <v:group id="_x0000_s1026" o:spid="_x0000_s1026" o:spt="203" style="height:104.2pt;width:524.65pt;" coordsize="6663055,1323340" o:gfxdata="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">
+              <v:group id="_x0000_s1026" o:spid="_x0000_s1026" o:spt="203" style="height:104.2pt;width:524.65pt;" coordsize="6663055,1323340" o:gfxdata="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">
                 <o:lock v:ext="edit" aspectratio="f"/>
                 <v:shape id="Graphic 2" o:spid="_x0000_s1026" o:spt="100" style="position:absolute;left:0;top:0;height:1323340;width:6663055;" fillcolor="#F1F2F2" filled="t" stroked="f" coordsize="6663055,1323340" o:gfxdata="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" path="m6662559,0l0,0,0,1323162,6662559,1323162,6662559,0xe">
                   <v:fill on="t" focussize="0,0"/>
@@ -679,7 +677,7 @@
                   <v:imagedata r:id="rId10" o:title=""/>
                   <o:lock v:ext="edit" aspectratio="f"/>
                 </v:shape>
-                <v:shape id="Textbox 8" o:spid="_x0000_s1026" o:spt="202" type="#_x0000_t202" style="position:absolute;left:0;top:0;height:1323340;width:6663055;" filled="f" stroked="f" coordsize="21600,21600" o:gfxdata="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">
+                <v:shape id="Textbox 8" o:spid="_x0000_s1026" o:spt="202" type="#_x0000_t202" style="position:absolute;left:0;top:0;height:1255395;width:6663055;" filled="f" stroked="f" coordsize="21600,21600" o:gfxdata="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">
                   <v:fill on="f" focussize="0,0"/>
                   <v:stroke on="f"/>
                   <v:imagedata o:title=""/>
@@ -1131,7 +1129,7 @@
         <w:spacing w:before="1"/>
         <w:ind w:left="0"/>
         <w:rPr>
-          <w:sz w:val="16"/>
+          <w:sz w:val="28"/>
         </w:rPr>
       </w:pPr>
       <w:r>
@@ -1213,16 +1211,6 @@
     </w:p>
     <w:p>
       <w:pPr>
-        <w:pStyle w:val="6"/>
-        <w:spacing w:before="285"/>
-        <w:ind w:left="0"/>
-        <w:rPr>
-          <w:sz w:val="28"/>
-        </w:rPr>
-      </w:pPr>
-    </w:p>
-    <w:p>
-      <w:pPr>
         <w:pStyle w:val="2"/>
       </w:pPr>
       <w:r>
@@ -1772,7 +1760,16 @@
           <w:b/>
           <w:sz w:val="22"/>
         </w:rPr>
-        <w:t xml:space="preserve">esilience engineering </w:t>
+        <w:t>e</w:t>
+      </w:r>
+      <w:bookmarkStart w:id="0" w:name="_GoBack"/>
+      <w:bookmarkEnd w:id="0"/>
+      <w:r>
+        <w:rPr>
+          <w:b/>
+          <w:sz w:val="22"/>
+        </w:rPr>
+        <w:t xml:space="preserve">silience engineering </w:t>
       </w:r>
       <w:r>
         <w:rPr>
@@ -2377,7 +2374,9 @@
         <w:ind w:left="347" w:right="0" w:hanging="185"/>
         <w:jc w:val="left"/>
         <w:rPr>
-          <w:rFonts w:hint="default"/>
+          <w:rFonts w:hint="default" w:ascii="Times New Roman Bold" w:hAnsi="Times New Roman Bold" w:cs="Times New Roman Bold"/>
+          <w:b/>
+          <w:bCs/>
           <w:sz w:val="22"/>
         </w:rPr>
       </w:pPr>
@@ -2402,7 +2401,96 @@
           <w:rFonts w:hint="default"/>
           <w:sz w:val="22"/>
         </w:rPr>
-        <w:t xml:space="preserve"> for centralized request routing, load balancing, security enforcement, authentication/authorization, and efficient management of downstream Microservices.</w:t>
+        <w:t xml:space="preserve"> for centralized </w:t>
+      </w:r>
+      <w:r>
+        <w:rPr>
+          <w:rFonts w:hint="default" w:ascii="Times New Roman Bold" w:hAnsi="Times New Roman Bold" w:cs="Times New Roman Bold"/>
+          <w:b/>
+          <w:bCs/>
+          <w:sz w:val="22"/>
+          <w:lang w:val="en-US"/>
+        </w:rPr>
+        <w:t>R</w:t>
+      </w:r>
+      <w:r>
+        <w:rPr>
+          <w:rFonts w:hint="default" w:ascii="Times New Roman Bold" w:hAnsi="Times New Roman Bold" w:cs="Times New Roman Bold"/>
+          <w:b/>
+          <w:bCs/>
+          <w:sz w:val="22"/>
+        </w:rPr>
+        <w:t xml:space="preserve">equest </w:t>
+      </w:r>
+      <w:r>
+        <w:rPr>
+          <w:rFonts w:hint="default" w:ascii="Times New Roman Bold" w:hAnsi="Times New Roman Bold" w:cs="Times New Roman Bold"/>
+          <w:b/>
+          <w:bCs/>
+          <w:sz w:val="22"/>
+          <w:lang w:val="en-US"/>
+        </w:rPr>
+        <w:t>R</w:t>
+      </w:r>
+      <w:r>
+        <w:rPr>
+          <w:rFonts w:hint="default" w:ascii="Times New Roman Bold" w:hAnsi="Times New Roman Bold" w:cs="Times New Roman Bold"/>
+          <w:b/>
+          <w:bCs/>
+          <w:sz w:val="22"/>
+        </w:rPr>
+        <w:t xml:space="preserve">outing, </w:t>
+      </w:r>
+      <w:r>
+        <w:rPr>
+          <w:rFonts w:hint="default" w:ascii="Times New Roman Bold" w:hAnsi="Times New Roman Bold" w:cs="Times New Roman Bold"/>
+          <w:b/>
+          <w:bCs/>
+          <w:sz w:val="22"/>
+          <w:lang w:val="en-US"/>
+        </w:rPr>
+        <w:t>L</w:t>
+      </w:r>
+      <w:r>
+        <w:rPr>
+          <w:rFonts w:hint="default" w:ascii="Times New Roman Bold" w:hAnsi="Times New Roman Bold" w:cs="Times New Roman Bold"/>
+          <w:b/>
+          <w:bCs/>
+          <w:sz w:val="22"/>
+        </w:rPr>
+        <w:t>oad balancing</w:t>
+      </w:r>
+      <w:r>
+        <w:rPr>
+          <w:rFonts w:hint="default"/>
+          <w:sz w:val="22"/>
+        </w:rPr>
+        <w:t xml:space="preserve">, security enforcement, </w:t>
+      </w:r>
+      <w:r>
+        <w:rPr>
+          <w:rFonts w:hint="default" w:ascii="Times New Roman Bold" w:hAnsi="Times New Roman Bold" w:cs="Times New Roman Bold"/>
+          <w:b/>
+          <w:bCs/>
+          <w:sz w:val="22"/>
+        </w:rPr>
+        <w:t>authentication/authorization</w:t>
+      </w:r>
+      <w:r>
+        <w:rPr>
+          <w:rFonts w:hint="default"/>
+          <w:sz w:val="22"/>
+        </w:rPr>
+        <w:t xml:space="preserve">, and efficient management of </w:t>
+      </w:r>
+      <w:r>
+        <w:rPr>
+          <w:rFonts w:hint="default" w:ascii="Times New Roman Bold" w:hAnsi="Times New Roman Bold" w:cs="Times New Roman Bold"/>
+          <w:b/>
+          <w:bCs/>
+          <w:sz w:val="22"/>
+        </w:rPr>
+        <w:t>downstream Microservices.</w:t>
       </w:r>
     </w:p>
     <w:p>
@@ -2639,6 +2727,242 @@
         <w:tabs>
           <w:tab w:val="left" w:pos="347"/>
         </w:tabs>
+        <w:spacing w:before="20" w:after="0" w:line="256" w:lineRule="auto"/>
+        <w:ind w:left="347" w:right="225" w:hanging="186"/>
+        <w:jc w:val="left"/>
+        <w:rPr>
+          <w:rFonts w:hint="default"/>
+          <w:sz w:val="22"/>
+        </w:rPr>
+      </w:pPr>
+      <w:r>
+        <w:rPr>
+          <w:spacing w:val="-2"/>
+          <w:sz w:val="22"/>
+        </w:rPr>
+        <w:t>Developed</w:t>
+      </w:r>
+      <w:r>
+        <w:rPr>
+          <w:spacing w:val="-7"/>
+          <w:sz w:val="22"/>
+        </w:rPr>
+        <w:t xml:space="preserve"> </w:t>
+      </w:r>
+      <w:r>
+        <w:rPr>
+          <w:spacing w:val="-2"/>
+          <w:sz w:val="22"/>
+        </w:rPr>
+        <w:t>and</w:t>
+      </w:r>
+      <w:r>
+        <w:rPr>
+          <w:spacing w:val="-7"/>
+          <w:sz w:val="22"/>
+        </w:rPr>
+        <w:t xml:space="preserve"> </w:t>
+      </w:r>
+      <w:r>
+        <w:rPr>
+          <w:spacing w:val="-2"/>
+          <w:sz w:val="22"/>
+        </w:rPr>
+        <w:t>maintained</w:t>
+      </w:r>
+      <w:r>
+        <w:rPr>
+          <w:spacing w:val="-7"/>
+          <w:sz w:val="22"/>
+        </w:rPr>
+        <w:t xml:space="preserve"> </w:t>
+      </w:r>
+      <w:r>
+        <w:rPr>
+          <w:b/>
+          <w:spacing w:val="-2"/>
+          <w:sz w:val="22"/>
+        </w:rPr>
+        <w:t>well</w:t>
+      </w:r>
+      <w:r>
+        <w:rPr>
+          <w:rFonts w:hint="default"/>
+          <w:b/>
+          <w:spacing w:val="-2"/>
+          <w:sz w:val="22"/>
+          <w:lang w:val="en-US"/>
+        </w:rPr>
+        <w:t xml:space="preserve"> </w:t>
+      </w:r>
+      <w:r>
+        <w:rPr>
+          <w:b/>
+          <w:spacing w:val="-2"/>
+          <w:sz w:val="22"/>
+        </w:rPr>
+        <w:t>documented</w:t>
+      </w:r>
+      <w:r>
+        <w:rPr>
+          <w:b/>
+          <w:spacing w:val="-7"/>
+          <w:sz w:val="22"/>
+        </w:rPr>
+        <w:t xml:space="preserve"> </w:t>
+      </w:r>
+      <w:r>
+        <w:rPr>
+          <w:b/>
+          <w:spacing w:val="-2"/>
+          <w:sz w:val="22"/>
+        </w:rPr>
+        <w:t>RESTful</w:t>
+      </w:r>
+      <w:r>
+        <w:rPr>
+          <w:b/>
+          <w:spacing w:val="-7"/>
+          <w:sz w:val="22"/>
+        </w:rPr>
+        <w:t xml:space="preserve"> </w:t>
+      </w:r>
+      <w:r>
+        <w:rPr>
+          <w:b/>
+          <w:spacing w:val="-2"/>
+          <w:sz w:val="22"/>
+        </w:rPr>
+        <w:t>API</w:t>
+      </w:r>
+      <w:r>
+        <w:rPr>
+          <w:b/>
+          <w:spacing w:val="-7"/>
+          <w:sz w:val="22"/>
+        </w:rPr>
+        <w:t xml:space="preserve"> </w:t>
+      </w:r>
+      <w:r>
+        <w:rPr>
+          <w:spacing w:val="-2"/>
+          <w:sz w:val="22"/>
+        </w:rPr>
+        <w:t>using</w:t>
+      </w:r>
+      <w:r>
+        <w:rPr>
+          <w:spacing w:val="-7"/>
+          <w:sz w:val="22"/>
+        </w:rPr>
+        <w:t xml:space="preserve"> </w:t>
+      </w:r>
+      <w:r>
+        <w:rPr>
+          <w:b/>
+          <w:spacing w:val="-2"/>
+          <w:sz w:val="22"/>
+        </w:rPr>
+        <w:t>Swagger</w:t>
+      </w:r>
+      <w:r>
+        <w:rPr>
+          <w:b/>
+          <w:spacing w:val="-7"/>
+          <w:sz w:val="22"/>
+        </w:rPr>
+        <w:t xml:space="preserve"> </w:t>
+      </w:r>
+      <w:r>
+        <w:rPr>
+          <w:b/>
+          <w:spacing w:val="-2"/>
+          <w:sz w:val="22"/>
+        </w:rPr>
+        <w:t>3</w:t>
+      </w:r>
+      <w:r>
+        <w:rPr>
+          <w:b/>
+          <w:spacing w:val="-7"/>
+          <w:sz w:val="22"/>
+        </w:rPr>
+        <w:t xml:space="preserve"> </w:t>
+      </w:r>
+      <w:r>
+        <w:rPr>
+          <w:b/>
+          <w:spacing w:val="-2"/>
+          <w:sz w:val="22"/>
+        </w:rPr>
+        <w:t>(OpenAPI)</w:t>
+      </w:r>
+      <w:r>
+        <w:rPr>
+          <w:spacing w:val="-2"/>
+          <w:sz w:val="22"/>
+        </w:rPr>
+        <w:t>,</w:t>
+      </w:r>
+      <w:r>
+        <w:rPr>
+          <w:spacing w:val="-7"/>
+          <w:sz w:val="22"/>
+        </w:rPr>
+        <w:t xml:space="preserve"> </w:t>
+      </w:r>
+      <w:r>
+        <w:rPr>
+          <w:spacing w:val="-2"/>
+          <w:sz w:val="22"/>
+        </w:rPr>
+        <w:t>improving</w:t>
+      </w:r>
+      <w:r>
+        <w:rPr>
+          <w:spacing w:val="-7"/>
+          <w:sz w:val="22"/>
+        </w:rPr>
+        <w:t xml:space="preserve"> </w:t>
+      </w:r>
+      <w:r>
+        <w:rPr>
+          <w:spacing w:val="-2"/>
+          <w:sz w:val="22"/>
+        </w:rPr>
+        <w:t>API</w:t>
+      </w:r>
+      <w:r>
+        <w:rPr>
+          <w:spacing w:val="-7"/>
+          <w:sz w:val="22"/>
+        </w:rPr>
+        <w:t xml:space="preserve"> </w:t>
+      </w:r>
+      <w:r>
+        <w:rPr>
+          <w:spacing w:val="-2"/>
+          <w:sz w:val="22"/>
+        </w:rPr>
+        <w:t xml:space="preserve">usability, </w:t>
+      </w:r>
+      <w:r>
+        <w:rPr>
+          <w:sz w:val="22"/>
+        </w:rPr>
+        <w:t>and cross-team collaboration.</w:t>
+      </w:r>
+    </w:p>
+    <w:p>
+      <w:pPr>
+        <w:pStyle w:val="9"/>
+        <w:numPr>
+          <w:ilvl w:val="0"/>
+          <w:numId w:val="1"/>
+        </w:numPr>
+        <w:tabs>
+          <w:tab w:val="left" w:pos="347"/>
+        </w:tabs>
         <w:spacing w:before="96" w:after="0" w:line="240" w:lineRule="auto"/>
         <w:ind w:left="347" w:right="0" w:hanging="185"/>
         <w:jc w:val="left"/>
@@ -2652,7 +2976,23 @@
           <w:rFonts w:hint="default"/>
           <w:sz w:val="22"/>
         </w:rPr>
-        <w:t>Strong expertise in writing Unit and Integration Test Cases using JUnit and Mockito to ensure high code quality, maintainability, and application stability.</w:t>
+        <w:t xml:space="preserve">Strong expertise in writing Unit and Integration Test Cases using </w:t>
+      </w:r>
+      <w:r>
+        <w:rPr>
+          <w:rFonts w:hint="default" w:ascii="Times New Roman Bold" w:hAnsi="Times New Roman Bold" w:cs="Times New Roman Bold"/>
+          <w:b/>
+          <w:bCs/>
+          <w:sz w:val="22"/>
+        </w:rPr>
+        <w:t>JUnit and Mockito</w:t>
+      </w:r>
+      <w:r>
+        <w:rPr>
+          <w:rFonts w:hint="default"/>
+          <w:sz w:val="22"/>
+        </w:rPr>
+        <w:t xml:space="preserve"> to ensure high code quality, maintainability, and application stability.</w:t>
       </w:r>
     </w:p>
     <w:p>
@@ -3902,7 +4242,7 @@
     <w:p>
       <w:pPr>
         <w:spacing w:before="18"/>
-        <w:ind w:right="0"/>
+        <w:ind w:left="85" w:right="0" w:firstLine="0"/>
         <w:jc w:val="left"/>
         <w:rPr>
           <w:b/>
@@ -3913,18 +4253,7 @@
     <w:p>
       <w:pPr>
         <w:spacing w:before="18"/>
-        <w:ind w:left="85" w:right="0" w:firstLine="0"/>
-        <w:jc w:val="left"/>
-        <w:rPr>
-          <w:b/>
-          <w:sz w:val="22"/>
-        </w:rPr>
-      </w:pPr>
-    </w:p>
-    <w:p>
-      <w:pPr>
-        <w:spacing w:before="18"/>
-        <w:ind w:left="85" w:right="0" w:firstLine="0"/>
+        <w:ind w:right="0"/>
         <w:jc w:val="left"/>
         <w:rPr>
           <w:b/>
@@ -4494,13 +4823,27 @@
     </w:p>
     <w:p>
       <w:pPr>
+        <w:keepNext w:val="0"/>
+        <w:keepLines w:val="0"/>
+        <w:pageBreakBefore w:val="0"/>
+        <w:widowControl w:val="0"/>
         <w:numPr>
           <w:ilvl w:val="0"/>
           <w:numId w:val="0"/>
         </w:numPr>
-        <w:spacing w:before="84" w:line="256" w:lineRule="auto"/>
-        <w:ind w:leftChars="0" w:right="225" w:rightChars="0" w:firstLine="110" w:firstLineChars="50"/>
+        <w:kinsoku/>
+        <w:wordWrap/>
+        <w:overflowPunct/>
+        <w:topLinePunct w:val="0"/>
+        <w:autoSpaceDE w:val="0"/>
+        <w:autoSpaceDN w:val="0"/>
+        <w:bidi w:val="0"/>
+        <w:adjustRightInd/>
+        <w:snapToGrid/>
+        <w:spacing w:before="20" w:line="257" w:lineRule="auto"/>
+        <w:ind w:leftChars="0" w:right="230" w:rightChars="0" w:firstLine="110" w:firstLineChars="50"/>
         <w:jc w:val="both"/>
+        <w:textAlignment w:val="auto"/>
         <w:rPr>
           <w:rFonts w:hint="default"/>
           <w:sz w:val="22"/>
@@ -4629,13 +4972,27 @@
     </w:p>
     <w:p>
       <w:pPr>
+        <w:keepNext w:val="0"/>
+        <w:keepLines w:val="0"/>
+        <w:pageBreakBefore w:val="0"/>
+        <w:widowControl w:val="0"/>
         <w:numPr>
           <w:ilvl w:val="0"/>
           <w:numId w:val="0"/>
         </w:numPr>
-        <w:spacing w:before="84" w:line="256" w:lineRule="auto"/>
-        <w:ind w:leftChars="0" w:right="225" w:rightChars="0" w:firstLine="110" w:firstLineChars="50"/>
+        <w:kinsoku/>
+        <w:wordWrap/>
+        <w:overflowPunct/>
+        <w:topLinePunct w:val="0"/>
+        <w:autoSpaceDE w:val="0"/>
+        <w:autoSpaceDN w:val="0"/>
+        <w:bidi w:val="0"/>
+        <w:adjustRightInd/>
+        <w:snapToGrid/>
+        <w:spacing w:before="20" w:line="257" w:lineRule="auto"/>
+        <w:ind w:leftChars="0" w:right="230" w:rightChars="0" w:firstLine="110" w:firstLineChars="50"/>
         <w:jc w:val="both"/>
+        <w:textAlignment w:val="auto"/>
         <w:rPr>
           <w:rFonts w:hint="default"/>
           <w:sz w:val="22"/>
@@ -4803,13 +5160,27 @@
     </w:p>
     <w:p>
       <w:pPr>
+        <w:keepNext w:val="0"/>
+        <w:keepLines w:val="0"/>
+        <w:pageBreakBefore w:val="0"/>
+        <w:widowControl w:val="0"/>
         <w:numPr>
           <w:ilvl w:val="0"/>
           <w:numId w:val="0"/>
         </w:numPr>
-        <w:spacing w:before="84" w:line="256" w:lineRule="auto"/>
-        <w:ind w:leftChars="0" w:right="225" w:rightChars="0" w:firstLine="110" w:firstLineChars="50"/>
+        <w:kinsoku/>
+        <w:wordWrap/>
+        <w:overflowPunct/>
+        <w:topLinePunct w:val="0"/>
+        <w:autoSpaceDE w:val="0"/>
+        <w:autoSpaceDN w:val="0"/>
+        <w:bidi w:val="0"/>
+        <w:adjustRightInd/>
+        <w:snapToGrid/>
+        <w:spacing w:before="20" w:line="257" w:lineRule="auto"/>
+        <w:ind w:leftChars="0" w:right="230" w:rightChars="0" w:firstLine="110" w:firstLineChars="50"/>
         <w:jc w:val="both"/>
+        <w:textAlignment w:val="auto"/>
         <w:rPr>
           <w:rFonts w:hint="default"/>
           <w:sz w:val="22"/>
@@ -4977,13 +5348,27 @@
     </w:p>
     <w:p>
       <w:pPr>
+        <w:keepNext w:val="0"/>
+        <w:keepLines w:val="0"/>
+        <w:pageBreakBefore w:val="0"/>
+        <w:widowControl w:val="0"/>
         <w:numPr>
           <w:ilvl w:val="0"/>
           <w:numId w:val="0"/>
         </w:numPr>
-        <w:spacing w:before="84" w:line="256" w:lineRule="auto"/>
-        <w:ind w:leftChars="0" w:right="225" w:rightChars="0" w:firstLine="110" w:firstLineChars="50"/>
+        <w:kinsoku/>
+        <w:wordWrap/>
+        <w:overflowPunct/>
+        <w:topLinePunct w:val="0"/>
+        <w:autoSpaceDE w:val="0"/>
+        <w:autoSpaceDN w:val="0"/>
+        <w:bidi w:val="0"/>
+        <w:adjustRightInd/>
+        <w:snapToGrid/>
+        <w:spacing w:before="20" w:line="257" w:lineRule="auto"/>
+        <w:ind w:leftChars="0" w:right="230" w:rightChars="0" w:firstLine="110" w:firstLineChars="50"/>
         <w:jc w:val="both"/>
+        <w:textAlignment w:val="auto"/>
         <w:rPr>
           <w:rFonts w:hint="default"/>
           <w:sz w:val="22"/>
@@ -5138,18 +5523,32 @@
           <w:sz w:val="22"/>
           <w:lang w:val="en-US"/>
         </w:rPr>
-        <w:t>J Unit, Mockito</w:t>
+        <w:t>JUnit, Mockito</w:t>
       </w:r>
     </w:p>
     <w:p>
       <w:pPr>
+        <w:keepNext w:val="0"/>
+        <w:keepLines w:val="0"/>
+        <w:pageBreakBefore w:val="0"/>
+        <w:widowControl w:val="0"/>
         <w:numPr>
           <w:ilvl w:val="0"/>
           <w:numId w:val="0"/>
         </w:numPr>
-        <w:spacing w:before="84" w:line="256" w:lineRule="auto"/>
-        <w:ind w:leftChars="0" w:right="225" w:rightChars="0" w:firstLine="110" w:firstLineChars="50"/>
+        <w:kinsoku/>
+        <w:wordWrap/>
+        <w:overflowPunct/>
+        <w:topLinePunct w:val="0"/>
+        <w:autoSpaceDE w:val="0"/>
+        <w:autoSpaceDN w:val="0"/>
+        <w:bidi w:val="0"/>
+        <w:adjustRightInd/>
+        <w:snapToGrid/>
+        <w:spacing w:before="20" w:line="257" w:lineRule="auto"/>
+        <w:ind w:leftChars="0" w:right="230" w:rightChars="0" w:firstLine="110" w:firstLineChars="50"/>
         <w:jc w:val="both"/>
+        <w:textAlignment w:val="auto"/>
         <w:rPr>
           <w:rFonts w:hint="default"/>
           <w:sz w:val="22"/>
@@ -5309,13 +5708,27 @@
     </w:p>
     <w:p>
       <w:pPr>
+        <w:keepNext w:val="0"/>
+        <w:keepLines w:val="0"/>
+        <w:pageBreakBefore w:val="0"/>
+        <w:widowControl w:val="0"/>
         <w:numPr>
           <w:ilvl w:val="0"/>
           <w:numId w:val="0"/>
         </w:numPr>
-        <w:spacing w:before="84" w:line="256" w:lineRule="auto"/>
-        <w:ind w:leftChars="0" w:right="225" w:rightChars="0" w:firstLine="110" w:firstLineChars="50"/>
+        <w:kinsoku/>
+        <w:wordWrap/>
+        <w:overflowPunct/>
+        <w:topLinePunct w:val="0"/>
+        <w:autoSpaceDE w:val="0"/>
+        <w:autoSpaceDN w:val="0"/>
+        <w:bidi w:val="0"/>
+        <w:adjustRightInd/>
+        <w:snapToGrid/>
+        <w:spacing w:before="20" w:line="257" w:lineRule="auto"/>
+        <w:ind w:leftChars="0" w:right="230" w:rightChars="0" w:firstLine="110" w:firstLineChars="50"/>
         <w:jc w:val="both"/>
+        <w:textAlignment w:val="auto"/>
         <w:rPr>
           <w:rFonts w:hint="default"/>
           <w:sz w:val="22"/>
@@ -5451,13 +5864,27 @@
     </w:p>
     <w:p>
       <w:pPr>
+        <w:keepNext w:val="0"/>
+        <w:keepLines w:val="0"/>
+        <w:pageBreakBefore w:val="0"/>
+        <w:widowControl w:val="0"/>
         <w:numPr>
           <w:ilvl w:val="0"/>
           <w:numId w:val="0"/>
         </w:numPr>
-        <w:spacing w:before="84" w:line="256" w:lineRule="auto"/>
-        <w:ind w:leftChars="0" w:right="225" w:rightChars="0" w:firstLine="110" w:firstLineChars="50"/>
+        <w:kinsoku/>
+        <w:wordWrap/>
+        <w:overflowPunct/>
+        <w:topLinePunct w:val="0"/>
+        <w:autoSpaceDE w:val="0"/>
+        <w:autoSpaceDN w:val="0"/>
+        <w:bidi w:val="0"/>
+        <w:adjustRightInd/>
+        <w:snapToGrid/>
+        <w:spacing w:before="20" w:line="257" w:lineRule="auto"/>
+        <w:ind w:leftChars="0" w:right="230" w:rightChars="0" w:firstLine="110" w:firstLineChars="50"/>
         <w:jc w:val="both"/>
+        <w:textAlignment w:val="auto"/>
         <w:rPr>
           <w:rFonts w:hint="default"/>
           <w:sz w:val="22"/>
@@ -5987,513 +6414,10 @@
       </w:pPr>
       <w:r>
         <w:rPr>
-          <w:sz w:val="22"/>
-        </w:rPr>
-        <w:t xml:space="preserve">Led end-to-end development of </w:t>
-      </w:r>
-      <w:r>
-        <w:rPr>
-          <w:b/>
-          <w:sz w:val="22"/>
-        </w:rPr>
-        <w:t>Java</w:t>
-      </w:r>
-      <w:r>
-        <w:rPr>
-          <w:rFonts w:hint="default"/>
-          <w:b/>
-          <w:sz w:val="22"/>
-          <w:lang w:val="en-US"/>
-        </w:rPr>
-        <w:t xml:space="preserve"> (8/</w:t>
-      </w:r>
-      <w:r>
-        <w:rPr>
-          <w:b/>
-          <w:sz w:val="22"/>
-        </w:rPr>
-        <w:t>17</w:t>
-      </w:r>
-      <w:r>
-        <w:rPr>
-          <w:rFonts w:hint="default"/>
-          <w:b/>
-          <w:sz w:val="22"/>
-          <w:lang w:val="en-US"/>
-        </w:rPr>
-        <w:t>)</w:t>
-      </w:r>
-      <w:r>
-        <w:rPr>
-          <w:b/>
-          <w:sz w:val="22"/>
-        </w:rPr>
-        <w:t xml:space="preserve"> </w:t>
-      </w:r>
-      <w:r>
-        <w:rPr>
-          <w:sz w:val="22"/>
-        </w:rPr>
-        <w:t xml:space="preserve">and </w:t>
-      </w:r>
-      <w:r>
-        <w:rPr>
-          <w:b/>
-          <w:sz w:val="22"/>
-        </w:rPr>
-        <w:t xml:space="preserve">Spring Boot-based </w:t>
-      </w:r>
-      <w:r>
-        <w:rPr>
-          <w:rFonts w:hint="default"/>
-          <w:b/>
-          <w:sz w:val="22"/>
-          <w:lang w:val="en-US"/>
-        </w:rPr>
-        <w:t>M</w:t>
-      </w:r>
-      <w:r>
-        <w:rPr>
-          <w:b/>
-          <w:sz w:val="22"/>
-        </w:rPr>
-        <w:t xml:space="preserve">icroservices </w:t>
-      </w:r>
-      <w:r>
-        <w:rPr>
-          <w:sz w:val="22"/>
-        </w:rPr>
-        <w:t xml:space="preserve">for the </w:t>
-      </w:r>
-      <w:r>
-        <w:rPr>
-          <w:b/>
-          <w:sz w:val="22"/>
-        </w:rPr>
-        <w:t>Mobile API</w:t>
-      </w:r>
-      <w:r>
-        <w:rPr>
-          <w:sz w:val="22"/>
-        </w:rPr>
-        <w:t xml:space="preserve">, providing a robust foundation for </w:t>
-      </w:r>
-      <w:r>
-        <w:rPr>
-          <w:b/>
-          <w:sz w:val="22"/>
-        </w:rPr>
-        <w:t>user management</w:t>
-      </w:r>
-      <w:r>
-        <w:rPr>
-          <w:sz w:val="22"/>
-        </w:rPr>
-        <w:t xml:space="preserve">, </w:t>
-      </w:r>
-      <w:r>
-        <w:rPr>
-          <w:b/>
-          <w:sz w:val="22"/>
-        </w:rPr>
-        <w:t>machine data handling</w:t>
-      </w:r>
-      <w:r>
-        <w:rPr>
-          <w:sz w:val="22"/>
-        </w:rPr>
-        <w:t>, and core platform services.</w:t>
-      </w:r>
-    </w:p>
-    <w:p>
-      <w:pPr>
-        <w:pStyle w:val="9"/>
-        <w:numPr>
-          <w:ilvl w:val="0"/>
-          <w:numId w:val="1"/>
-        </w:numPr>
-        <w:tabs>
-          <w:tab w:val="left" w:pos="347"/>
-        </w:tabs>
-        <w:spacing w:before="21" w:after="0" w:line="256" w:lineRule="auto"/>
-        <w:ind w:left="347" w:right="225" w:hanging="186"/>
-        <w:jc w:val="both"/>
-        <w:rPr>
-          <w:sz w:val="22"/>
-        </w:rPr>
-      </w:pPr>
-      <w:r>
-        <w:rPr>
-          <w:sz w:val="22"/>
-        </w:rPr>
-        <w:t>Designed</w:t>
-      </w:r>
-      <w:r>
-        <w:rPr>
-          <w:spacing w:val="-16"/>
-          <w:sz w:val="22"/>
-        </w:rPr>
-        <w:t xml:space="preserve"> </w:t>
-      </w:r>
-      <w:r>
-        <w:rPr>
-          <w:sz w:val="22"/>
-        </w:rPr>
-        <w:t>and</w:t>
-      </w:r>
-      <w:r>
-        <w:rPr>
-          <w:spacing w:val="-14"/>
-          <w:sz w:val="22"/>
-        </w:rPr>
-        <w:t xml:space="preserve"> </w:t>
-      </w:r>
-      <w:r>
-        <w:rPr>
-          <w:sz w:val="22"/>
-        </w:rPr>
-        <w:t>implemented</w:t>
-      </w:r>
-      <w:r>
-        <w:rPr>
-          <w:spacing w:val="-14"/>
-          <w:sz w:val="22"/>
-        </w:rPr>
-        <w:t xml:space="preserve"> </w:t>
-      </w:r>
-      <w:r>
-        <w:rPr>
-          <w:sz w:val="22"/>
-        </w:rPr>
-        <w:t>a</w:t>
-      </w:r>
-      <w:r>
-        <w:rPr>
-          <w:spacing w:val="-13"/>
-          <w:sz w:val="22"/>
-        </w:rPr>
-        <w:t xml:space="preserve"> </w:t>
-      </w:r>
-      <w:r>
-        <w:rPr>
-          <w:b/>
-          <w:sz w:val="22"/>
-        </w:rPr>
-        <w:t>microservices</w:t>
-      </w:r>
-      <w:r>
-        <w:rPr>
-          <w:b/>
-          <w:spacing w:val="-14"/>
-          <w:sz w:val="22"/>
-        </w:rPr>
-        <w:t xml:space="preserve"> </w:t>
-      </w:r>
-      <w:r>
-        <w:rPr>
-          <w:b/>
-          <w:sz w:val="22"/>
-        </w:rPr>
-        <w:t>architecture</w:t>
-      </w:r>
-      <w:r>
-        <w:rPr>
-          <w:b/>
-          <w:spacing w:val="-14"/>
-          <w:sz w:val="22"/>
-        </w:rPr>
-        <w:t xml:space="preserve"> </w:t>
-      </w:r>
-      <w:r>
-        <w:rPr>
-          <w:sz w:val="22"/>
-        </w:rPr>
-        <w:t>using</w:t>
-      </w:r>
-      <w:r>
-        <w:rPr>
-          <w:spacing w:val="-14"/>
-          <w:sz w:val="22"/>
-        </w:rPr>
-        <w:t xml:space="preserve"> </w:t>
-      </w:r>
-      <w:r>
-        <w:rPr>
-          <w:b/>
-          <w:sz w:val="22"/>
-        </w:rPr>
-        <w:t>API</w:t>
-      </w:r>
-      <w:r>
-        <w:rPr>
-          <w:b/>
-          <w:spacing w:val="-13"/>
-          <w:sz w:val="22"/>
-        </w:rPr>
-        <w:t xml:space="preserve"> </w:t>
-      </w:r>
-      <w:r>
-        <w:rPr>
-          <w:b/>
-          <w:sz w:val="22"/>
-        </w:rPr>
-        <w:t>Gateway</w:t>
-      </w:r>
-      <w:r>
-        <w:rPr>
-          <w:b/>
-          <w:spacing w:val="-14"/>
-          <w:sz w:val="22"/>
-        </w:rPr>
-        <w:t xml:space="preserve"> </w:t>
-      </w:r>
-      <w:r>
-        <w:rPr>
-          <w:sz w:val="22"/>
-        </w:rPr>
-        <w:t>patterns</w:t>
-      </w:r>
-      <w:r>
-        <w:rPr>
-          <w:spacing w:val="-14"/>
-          <w:sz w:val="22"/>
-        </w:rPr>
-        <w:t xml:space="preserve"> </w:t>
-      </w:r>
-      <w:r>
-        <w:rPr>
-          <w:sz w:val="22"/>
-        </w:rPr>
-        <w:t>with</w:t>
-      </w:r>
-      <w:r>
-        <w:rPr>
-          <w:spacing w:val="-14"/>
-          <w:sz w:val="22"/>
-        </w:rPr>
-        <w:t xml:space="preserve"> </w:t>
-      </w:r>
-      <w:r>
-        <w:rPr>
-          <w:b/>
-          <w:sz w:val="22"/>
-        </w:rPr>
-        <w:t>JWT-based</w:t>
-      </w:r>
-      <w:r>
-        <w:rPr>
-          <w:b/>
-          <w:spacing w:val="-13"/>
-          <w:sz w:val="22"/>
-        </w:rPr>
-        <w:t xml:space="preserve"> </w:t>
-      </w:r>
-      <w:r>
-        <w:rPr>
-          <w:b/>
-          <w:sz w:val="22"/>
-        </w:rPr>
-        <w:t>authenti-cation</w:t>
-      </w:r>
-      <w:r>
-        <w:rPr>
-          <w:sz w:val="22"/>
-        </w:rPr>
-        <w:t>,</w:t>
-      </w:r>
-      <w:r>
-        <w:rPr>
-          <w:spacing w:val="-8"/>
-          <w:sz w:val="22"/>
-        </w:rPr>
-        <w:t xml:space="preserve"> </w:t>
-      </w:r>
-      <w:r>
-        <w:rPr>
-          <w:sz w:val="22"/>
-        </w:rPr>
-        <w:t>enabling</w:t>
-      </w:r>
-      <w:r>
-        <w:rPr>
-          <w:spacing w:val="-9"/>
-          <w:sz w:val="22"/>
-        </w:rPr>
-        <w:t xml:space="preserve"> </w:t>
-      </w:r>
-      <w:r>
-        <w:rPr>
-          <w:rFonts w:hint="default" w:ascii="Times New Roman Bold" w:hAnsi="Times New Roman Bold" w:cs="Times New Roman Bold"/>
-          <w:b/>
-          <w:bCs/>
-          <w:spacing w:val="-9"/>
-          <w:sz w:val="22"/>
-          <w:lang w:val="en-US"/>
-        </w:rPr>
-        <w:t>S</w:t>
-      </w:r>
-      <w:r>
-        <w:rPr>
-          <w:rFonts w:hint="default" w:ascii="Times New Roman Bold" w:hAnsi="Times New Roman Bold" w:cs="Times New Roman Bold"/>
-          <w:b/>
-          <w:bCs/>
-          <w:sz w:val="22"/>
-        </w:rPr>
-        <w:t>ecure</w:t>
-      </w:r>
-      <w:r>
-        <w:rPr>
-          <w:rFonts w:hint="default" w:ascii="Times New Roman Bold" w:hAnsi="Times New Roman Bold" w:cs="Times New Roman Bold"/>
-          <w:b/>
-          <w:bCs/>
-          <w:spacing w:val="-9"/>
-          <w:sz w:val="22"/>
-        </w:rPr>
-        <w:t xml:space="preserve"> </w:t>
-      </w:r>
-      <w:r>
-        <w:rPr>
-          <w:rFonts w:hint="default" w:ascii="Times New Roman Bold" w:hAnsi="Times New Roman Bold" w:cs="Times New Roman Bold"/>
-          <w:b/>
-          <w:bCs/>
-          <w:spacing w:val="-9"/>
-          <w:sz w:val="22"/>
-          <w:lang w:val="en-US"/>
-        </w:rPr>
-        <w:t>API A</w:t>
-      </w:r>
-      <w:r>
-        <w:rPr>
-          <w:rFonts w:hint="default" w:ascii="Times New Roman Bold" w:hAnsi="Times New Roman Bold" w:cs="Times New Roman Bold"/>
-          <w:b/>
-          <w:bCs/>
-          <w:sz w:val="22"/>
-        </w:rPr>
-        <w:t>ccess</w:t>
-      </w:r>
-      <w:r>
-        <w:rPr>
-          <w:spacing w:val="-9"/>
-          <w:sz w:val="22"/>
-        </w:rPr>
-        <w:t xml:space="preserve"> </w:t>
-      </w:r>
-      <w:r>
-        <w:rPr>
-          <w:sz w:val="22"/>
-        </w:rPr>
-        <w:t>control</w:t>
-      </w:r>
-      <w:r>
-        <w:rPr>
-          <w:spacing w:val="-9"/>
-          <w:sz w:val="22"/>
-        </w:rPr>
-        <w:t xml:space="preserve"> </w:t>
-      </w:r>
-      <w:r>
-        <w:rPr>
-          <w:sz w:val="22"/>
-        </w:rPr>
-        <w:t>and</w:t>
-      </w:r>
-      <w:r>
-        <w:rPr>
-          <w:spacing w:val="-8"/>
-          <w:sz w:val="22"/>
-        </w:rPr>
-        <w:t xml:space="preserve"> </w:t>
-      </w:r>
-      <w:r>
-        <w:rPr>
-          <w:sz w:val="22"/>
-        </w:rPr>
-        <w:t>seamless</w:t>
-      </w:r>
-      <w:r>
-        <w:rPr>
-          <w:spacing w:val="-9"/>
-          <w:sz w:val="22"/>
-        </w:rPr>
-        <w:t xml:space="preserve"> </w:t>
-      </w:r>
-      <w:r>
-        <w:rPr>
-          <w:sz w:val="22"/>
-        </w:rPr>
-        <w:t>integration</w:t>
-      </w:r>
-      <w:r>
-        <w:rPr>
-          <w:spacing w:val="-9"/>
-          <w:sz w:val="22"/>
-        </w:rPr>
-        <w:t xml:space="preserve"> </w:t>
-      </w:r>
-      <w:r>
-        <w:rPr>
-          <w:sz w:val="22"/>
-        </w:rPr>
-        <w:t>across</w:t>
-      </w:r>
-      <w:r>
-        <w:rPr>
-          <w:spacing w:val="-9"/>
-          <w:sz w:val="22"/>
-        </w:rPr>
-        <w:t xml:space="preserve"> </w:t>
-      </w:r>
-      <w:r>
-        <w:rPr>
-          <w:sz w:val="22"/>
-        </w:rPr>
-        <w:t>mobile</w:t>
-      </w:r>
-      <w:r>
-        <w:rPr>
-          <w:spacing w:val="-9"/>
-          <w:sz w:val="22"/>
-        </w:rPr>
-        <w:t xml:space="preserve"> </w:t>
-      </w:r>
-      <w:r>
-        <w:rPr>
-          <w:sz w:val="22"/>
-        </w:rPr>
-        <w:t>and</w:t>
-      </w:r>
-      <w:r>
-        <w:rPr>
-          <w:spacing w:val="-9"/>
-          <w:sz w:val="22"/>
-        </w:rPr>
-        <w:t xml:space="preserve"> </w:t>
-      </w:r>
-      <w:r>
-        <w:rPr>
-          <w:sz w:val="22"/>
-        </w:rPr>
-        <w:t>web</w:t>
-      </w:r>
-      <w:r>
-        <w:rPr>
-          <w:spacing w:val="-9"/>
-          <w:sz w:val="22"/>
-        </w:rPr>
-        <w:t xml:space="preserve"> </w:t>
-      </w:r>
-      <w:r>
-        <w:rPr>
-          <w:sz w:val="22"/>
-        </w:rPr>
-        <w:t>applica</w:t>
-      </w:r>
-      <w:r>
-        <w:rPr>
-          <w:spacing w:val="-2"/>
-          <w:sz w:val="22"/>
-        </w:rPr>
-        <w:t>tions.</w:t>
+          <w:rFonts w:hint="default"/>
+          <w:sz w:val="22"/>
+        </w:rPr>
+        <w:t>JCB India is a construction and heavy equipment company. It manufactures machines used in construction, road building, agriculture, mining, and infrastructure projects.</w:t>
       </w:r>
     </w:p>
     <w:p>
@@ -6515,435 +6439,55 @@
       </w:pPr>
       <w:r>
         <w:rPr>
-          <w:sz w:val="22"/>
-        </w:rPr>
-        <w:t>Demonstrated</w:t>
-      </w:r>
-      <w:r>
-        <w:rPr>
-          <w:spacing w:val="-3"/>
-          <w:sz w:val="22"/>
-        </w:rPr>
-        <w:t xml:space="preserve"> </w:t>
-      </w:r>
-      <w:r>
-        <w:rPr>
-          <w:sz w:val="22"/>
-        </w:rPr>
-        <w:t>strong</w:t>
-      </w:r>
-      <w:r>
-        <w:rPr>
-          <w:spacing w:val="-2"/>
-          <w:sz w:val="22"/>
-        </w:rPr>
-        <w:t xml:space="preserve"> </w:t>
-      </w:r>
-      <w:r>
-        <w:rPr>
-          <w:sz w:val="22"/>
-        </w:rPr>
-        <w:t>expertise</w:t>
-      </w:r>
-      <w:r>
-        <w:rPr>
-          <w:spacing w:val="-3"/>
-          <w:sz w:val="22"/>
-        </w:rPr>
-        <w:t xml:space="preserve"> </w:t>
-      </w:r>
-      <w:r>
-        <w:rPr>
-          <w:sz w:val="22"/>
-        </w:rPr>
-        <w:t>in</w:t>
-      </w:r>
-      <w:r>
-        <w:rPr>
-          <w:spacing w:val="-2"/>
-          <w:sz w:val="22"/>
-        </w:rPr>
-        <w:t xml:space="preserve"> </w:t>
-      </w:r>
-      <w:r>
-        <w:rPr>
-          <w:b/>
-          <w:sz w:val="22"/>
-        </w:rPr>
-        <w:t>data</w:t>
-      </w:r>
-      <w:r>
-        <w:rPr>
-          <w:b/>
-          <w:spacing w:val="-3"/>
-          <w:sz w:val="22"/>
-        </w:rPr>
-        <w:t xml:space="preserve"> </w:t>
-      </w:r>
-      <w:r>
-        <w:rPr>
-          <w:b/>
-          <w:sz w:val="22"/>
-        </w:rPr>
-        <w:t>store</w:t>
-      </w:r>
-      <w:r>
-        <w:rPr>
-          <w:b/>
-          <w:spacing w:val="-3"/>
-          <w:sz w:val="22"/>
-        </w:rPr>
-        <w:t xml:space="preserve"> </w:t>
-      </w:r>
-      <w:r>
-        <w:rPr>
-          <w:b/>
-          <w:sz w:val="22"/>
-        </w:rPr>
-        <w:t>design</w:t>
-      </w:r>
-      <w:r>
-        <w:rPr>
-          <w:sz w:val="22"/>
-        </w:rPr>
-        <w:t>, including</w:t>
-      </w:r>
-      <w:r>
-        <w:rPr>
-          <w:spacing w:val="-2"/>
-          <w:sz w:val="22"/>
-        </w:rPr>
-        <w:t xml:space="preserve"> </w:t>
-      </w:r>
-      <w:r>
-        <w:rPr>
-          <w:b/>
-          <w:sz w:val="22"/>
-        </w:rPr>
-        <w:t>schema</w:t>
-      </w:r>
-      <w:r>
-        <w:rPr>
-          <w:b/>
-          <w:spacing w:val="-3"/>
-          <w:sz w:val="22"/>
-        </w:rPr>
-        <w:t xml:space="preserve"> </w:t>
-      </w:r>
-      <w:r>
-        <w:rPr>
-          <w:b/>
-          <w:sz w:val="22"/>
-        </w:rPr>
-        <w:t>modeling</w:t>
-      </w:r>
-      <w:r>
-        <w:rPr>
-          <w:sz w:val="22"/>
-        </w:rPr>
-        <w:t xml:space="preserve">, </w:t>
-      </w:r>
-      <w:r>
-        <w:rPr>
-          <w:b/>
-          <w:sz w:val="22"/>
-        </w:rPr>
-        <w:t>transaction</w:t>
-      </w:r>
-      <w:r>
-        <w:rPr>
-          <w:b/>
-          <w:spacing w:val="-3"/>
-          <w:sz w:val="22"/>
-        </w:rPr>
-        <w:t xml:space="preserve"> </w:t>
-      </w:r>
-      <w:r>
-        <w:rPr>
-          <w:b/>
-          <w:sz w:val="22"/>
-        </w:rPr>
-        <w:t>management</w:t>
-      </w:r>
-      <w:r>
-        <w:rPr>
-          <w:sz w:val="22"/>
-        </w:rPr>
-        <w:t xml:space="preserve">, and </w:t>
-      </w:r>
-      <w:r>
-        <w:rPr>
-          <w:b/>
-          <w:sz w:val="22"/>
-        </w:rPr>
-        <w:t xml:space="preserve">query optimization </w:t>
-      </w:r>
-      <w:r>
-        <w:rPr>
-          <w:sz w:val="22"/>
-        </w:rPr>
-        <w:t>to ensure efficient data access and high system performance.</w:t>
-      </w:r>
-    </w:p>
-    <w:p>
-      <w:pPr>
-        <w:pStyle w:val="9"/>
-        <w:numPr>
-          <w:ilvl w:val="0"/>
-          <w:numId w:val="1"/>
-        </w:numPr>
-        <w:tabs>
-          <w:tab w:val="left" w:pos="347"/>
-        </w:tabs>
-        <w:spacing w:before="21" w:after="0" w:line="256" w:lineRule="auto"/>
-        <w:ind w:left="347" w:right="225" w:hanging="186"/>
-        <w:jc w:val="both"/>
-        <w:rPr>
-          <w:sz w:val="22"/>
-        </w:rPr>
-      </w:pPr>
-      <w:r>
-        <w:rPr>
-          <w:sz w:val="22"/>
-        </w:rPr>
-        <w:t xml:space="preserve">Integrated </w:t>
-      </w:r>
-      <w:r>
-        <w:rPr>
-          <w:b/>
-          <w:sz w:val="22"/>
-        </w:rPr>
-        <w:t xml:space="preserve">MySQL </w:t>
-      </w:r>
-      <w:r>
-        <w:rPr>
-          <w:sz w:val="22"/>
-        </w:rPr>
-        <w:t xml:space="preserve">for transactional data storage and implemented </w:t>
-      </w:r>
-      <w:r>
-        <w:rPr>
-          <w:b/>
-          <w:sz w:val="22"/>
-        </w:rPr>
-        <w:t xml:space="preserve">Redis caching </w:t>
-      </w:r>
-      <w:r>
-        <w:rPr>
-          <w:sz w:val="22"/>
-        </w:rPr>
-        <w:t>to reduce database load and significantly improve API response times for high-frequency read operations.</w:t>
-      </w:r>
-    </w:p>
-    <w:p>
-      <w:pPr>
-        <w:pStyle w:val="9"/>
-        <w:numPr>
-          <w:ilvl w:val="0"/>
-          <w:numId w:val="1"/>
-        </w:numPr>
-        <w:tabs>
-          <w:tab w:val="left" w:pos="347"/>
-        </w:tabs>
-        <w:spacing w:before="21" w:after="0" w:line="256" w:lineRule="auto"/>
-        <w:ind w:left="347" w:right="225" w:hanging="186"/>
-        <w:jc w:val="both"/>
-        <w:rPr>
-          <w:sz w:val="22"/>
-        </w:rPr>
-      </w:pPr>
-      <w:r>
-        <w:rPr>
-          <w:rFonts w:hint="default"/>
-          <w:sz w:val="22"/>
-        </w:rPr>
-        <w:t xml:space="preserve">Implemented </w:t>
-      </w:r>
-      <w:r>
-        <w:rPr>
-          <w:rFonts w:hint="default" w:ascii="Times New Roman Bold" w:hAnsi="Times New Roman Bold" w:cs="Times New Roman Bold"/>
-          <w:b/>
-          <w:bCs/>
-          <w:sz w:val="22"/>
-          <w:lang w:val="en-US"/>
-        </w:rPr>
-        <w:t xml:space="preserve">Eureka </w:t>
-      </w:r>
-      <w:r>
-        <w:rPr>
-          <w:rFonts w:hint="default" w:ascii="Times New Roman Bold" w:hAnsi="Times New Roman Bold" w:cs="Times New Roman Bold"/>
-          <w:b/>
-          <w:bCs/>
-          <w:sz w:val="22"/>
-        </w:rPr>
-        <w:t>Service Registry</w:t>
-      </w:r>
-      <w:r>
-        <w:rPr>
-          <w:rFonts w:hint="default"/>
-          <w:sz w:val="22"/>
-        </w:rPr>
-        <w:t xml:space="preserve"> and </w:t>
-      </w:r>
-      <w:r>
-        <w:rPr>
-          <w:rFonts w:hint="default" w:ascii="Times New Roman Bold" w:hAnsi="Times New Roman Bold" w:cs="Times New Roman Bold"/>
-          <w:b/>
-          <w:bCs/>
-          <w:sz w:val="22"/>
-        </w:rPr>
-        <w:t>Discovery mechanisms</w:t>
-      </w:r>
-      <w:r>
-        <w:rPr>
-          <w:rFonts w:hint="default"/>
-          <w:sz w:val="22"/>
-          <w:lang w:val="en-US"/>
-        </w:rPr>
-        <w:t xml:space="preserve"> </w:t>
-      </w:r>
-      <w:r>
-        <w:rPr>
-          <w:rFonts w:hint="default"/>
-          <w:sz w:val="22"/>
-        </w:rPr>
-        <w:t>to enable dynamic service registration, discovery, load balancing, and seamless inter-service communication within Microservices Architecture.</w:t>
-      </w:r>
-    </w:p>
-    <w:p>
-      <w:pPr>
-        <w:pStyle w:val="9"/>
-        <w:numPr>
-          <w:ilvl w:val="0"/>
-          <w:numId w:val="1"/>
-        </w:numPr>
-        <w:tabs>
-          <w:tab w:val="left" w:pos="347"/>
-        </w:tabs>
-        <w:spacing w:before="20" w:after="0" w:line="256" w:lineRule="auto"/>
-        <w:ind w:left="347" w:right="225" w:hanging="186"/>
-        <w:jc w:val="both"/>
-        <w:rPr>
-          <w:sz w:val="22"/>
-        </w:rPr>
-      </w:pPr>
-      <w:r>
-        <w:rPr>
-          <w:sz w:val="22"/>
-        </w:rPr>
-        <w:t>Implemented</w:t>
-      </w:r>
-      <w:r>
-        <w:rPr>
-          <w:spacing w:val="-8"/>
-          <w:sz w:val="22"/>
-        </w:rPr>
-        <w:t xml:space="preserve"> </w:t>
-      </w:r>
-      <w:r>
-        <w:rPr>
-          <w:b/>
-          <w:sz w:val="22"/>
-        </w:rPr>
-        <w:t>event-driven</w:t>
-      </w:r>
-      <w:r>
-        <w:rPr>
-          <w:b/>
-          <w:spacing w:val="-9"/>
-          <w:sz w:val="22"/>
-        </w:rPr>
-        <w:t xml:space="preserve"> </w:t>
-      </w:r>
-      <w:r>
-        <w:rPr>
-          <w:b/>
-          <w:sz w:val="22"/>
-        </w:rPr>
-        <w:t>communication</w:t>
-      </w:r>
-      <w:r>
-        <w:rPr>
-          <w:b/>
-          <w:spacing w:val="-8"/>
-          <w:sz w:val="22"/>
-        </w:rPr>
-        <w:t xml:space="preserve"> </w:t>
-      </w:r>
-      <w:r>
-        <w:rPr>
-          <w:sz w:val="22"/>
-        </w:rPr>
-        <w:t>using</w:t>
-      </w:r>
-      <w:r>
-        <w:rPr>
-          <w:spacing w:val="-9"/>
-          <w:sz w:val="22"/>
-        </w:rPr>
-        <w:t xml:space="preserve"> </w:t>
-      </w:r>
-      <w:r>
-        <w:rPr>
-          <w:b/>
-          <w:sz w:val="22"/>
-        </w:rPr>
-        <w:t>Apache</w:t>
-      </w:r>
-      <w:r>
-        <w:rPr>
-          <w:b/>
-          <w:spacing w:val="-8"/>
-          <w:sz w:val="22"/>
-        </w:rPr>
-        <w:t xml:space="preserve"> </w:t>
-      </w:r>
-      <w:r>
-        <w:rPr>
-          <w:b/>
-          <w:sz w:val="22"/>
-        </w:rPr>
-        <w:t>Kafka</w:t>
-      </w:r>
-      <w:r>
-        <w:rPr>
-          <w:b/>
-          <w:spacing w:val="-8"/>
-          <w:sz w:val="22"/>
-        </w:rPr>
-        <w:t xml:space="preserve"> </w:t>
-      </w:r>
-      <w:r>
-        <w:rPr>
-          <w:sz w:val="22"/>
-        </w:rPr>
-        <w:t>for</w:t>
-      </w:r>
-      <w:r>
-        <w:rPr>
-          <w:spacing w:val="-9"/>
-          <w:sz w:val="22"/>
-        </w:rPr>
-        <w:t xml:space="preserve"> </w:t>
-      </w:r>
-      <w:r>
-        <w:rPr>
-          <w:sz w:val="22"/>
-        </w:rPr>
-        <w:t>asynchronous</w:t>
-      </w:r>
-      <w:r>
-        <w:rPr>
-          <w:spacing w:val="-8"/>
-          <w:sz w:val="22"/>
-        </w:rPr>
-        <w:t xml:space="preserve"> </w:t>
-      </w:r>
-      <w:r>
-        <w:rPr>
-          <w:sz w:val="22"/>
-        </w:rPr>
-        <w:t>processing</w:t>
+          <w:rFonts w:hint="default"/>
+          <w:sz w:val="22"/>
+        </w:rPr>
+        <w:t>JCB manages: Sales dealerships</w:t>
+      </w:r>
+      <w:r>
+        <w:rPr>
+          <w:rFonts w:hint="default"/>
+          <w:sz w:val="22"/>
+          <w:lang w:val="en-US"/>
+        </w:rPr>
+        <w:t>,</w:t>
+      </w:r>
+      <w:r>
+        <w:rPr>
+          <w:rFonts w:hint="default"/>
+          <w:sz w:val="22"/>
+        </w:rPr>
+        <w:t xml:space="preserve"> Spare parts distribution</w:t>
+      </w:r>
+      <w:r>
+        <w:rPr>
+          <w:rFonts w:hint="default"/>
+          <w:sz w:val="22"/>
+          <w:lang w:val="en-US"/>
+        </w:rPr>
+        <w:t>,</w:t>
+      </w:r>
+      <w:r>
+        <w:rPr>
+          <w:rFonts w:hint="default"/>
+          <w:sz w:val="22"/>
+        </w:rPr>
+        <w:t xml:space="preserve"> Machine servicing</w:t>
+      </w:r>
+      <w:r>
+        <w:rPr>
+          <w:rFonts w:hint="default"/>
+          <w:sz w:val="22"/>
+          <w:lang w:val="en-US"/>
+        </w:rPr>
+        <w:t xml:space="preserve"> and</w:t>
+      </w:r>
+      <w:r>
+        <w:rPr>
+          <w:rFonts w:hint="default"/>
+          <w:sz w:val="22"/>
+        </w:rPr>
+        <w:t xml:space="preserve"> Customer support centers across India</w:t>
       </w:r>
       <w:r>
         <w:rPr>
@@ -6953,552 +6497,6 @@
         </w:rPr>
         <w:t>.</w:t>
       </w:r>
-    </w:p>
-    <w:p>
-      <w:pPr>
-        <w:pStyle w:val="9"/>
-        <w:numPr>
-          <w:ilvl w:val="0"/>
-          <w:numId w:val="1"/>
-        </w:numPr>
-        <w:tabs>
-          <w:tab w:val="left" w:pos="347"/>
-        </w:tabs>
-        <w:spacing w:before="21" w:after="0" w:line="256" w:lineRule="auto"/>
-        <w:ind w:left="347" w:right="225" w:hanging="186"/>
-        <w:jc w:val="both"/>
-        <w:rPr>
-          <w:sz w:val="22"/>
-        </w:rPr>
-      </w:pPr>
-      <w:r>
-        <w:rPr>
-          <w:sz w:val="22"/>
-        </w:rPr>
-        <w:t>Enhanced</w:t>
-      </w:r>
-      <w:r>
-        <w:rPr>
-          <w:spacing w:val="-9"/>
-          <w:sz w:val="22"/>
-        </w:rPr>
-        <w:t xml:space="preserve"> </w:t>
-      </w:r>
-      <w:r>
-        <w:rPr>
-          <w:rFonts w:hint="default"/>
-          <w:spacing w:val="-9"/>
-          <w:sz w:val="22"/>
-          <w:lang w:val="en-US"/>
-        </w:rPr>
-        <w:t>S</w:t>
-      </w:r>
-      <w:r>
-        <w:rPr>
-          <w:sz w:val="22"/>
-        </w:rPr>
-        <w:t>ystem</w:t>
-      </w:r>
-      <w:r>
-        <w:rPr>
-          <w:spacing w:val="-9"/>
-          <w:sz w:val="22"/>
-        </w:rPr>
-        <w:t xml:space="preserve"> </w:t>
-      </w:r>
-      <w:r>
-        <w:rPr>
-          <w:sz w:val="22"/>
-        </w:rPr>
-        <w:t>resilience</w:t>
-      </w:r>
-      <w:r>
-        <w:rPr>
-          <w:spacing w:val="-9"/>
-          <w:sz w:val="22"/>
-        </w:rPr>
-        <w:t xml:space="preserve"> </w:t>
-      </w:r>
-      <w:r>
-        <w:rPr>
-          <w:sz w:val="22"/>
-        </w:rPr>
-        <w:t>and</w:t>
-      </w:r>
-      <w:r>
-        <w:rPr>
-          <w:spacing w:val="-9"/>
-          <w:sz w:val="22"/>
-        </w:rPr>
-        <w:t xml:space="preserve"> </w:t>
-      </w:r>
-      <w:r>
-        <w:rPr>
-          <w:rFonts w:hint="default"/>
-          <w:spacing w:val="-9"/>
-          <w:sz w:val="22"/>
-          <w:lang w:val="en-US"/>
-        </w:rPr>
-        <w:t>F</w:t>
-      </w:r>
-      <w:r>
-        <w:rPr>
-          <w:sz w:val="22"/>
-        </w:rPr>
-        <w:t>ault</w:t>
-      </w:r>
-      <w:r>
-        <w:rPr>
-          <w:spacing w:val="-9"/>
-          <w:sz w:val="22"/>
-        </w:rPr>
-        <w:t xml:space="preserve"> </w:t>
-      </w:r>
-      <w:r>
-        <w:rPr>
-          <w:rFonts w:hint="default"/>
-          <w:spacing w:val="-9"/>
-          <w:sz w:val="22"/>
-          <w:lang w:val="en-US"/>
-        </w:rPr>
-        <w:t>T</w:t>
-      </w:r>
-      <w:r>
-        <w:rPr>
-          <w:sz w:val="22"/>
-        </w:rPr>
-        <w:t>olerance</w:t>
-      </w:r>
-      <w:r>
-        <w:rPr>
-          <w:spacing w:val="-9"/>
-          <w:sz w:val="22"/>
-        </w:rPr>
-        <w:t xml:space="preserve"> </w:t>
-      </w:r>
-      <w:r>
-        <w:rPr>
-          <w:sz w:val="22"/>
-        </w:rPr>
-        <w:t>using</w:t>
-      </w:r>
-      <w:r>
-        <w:rPr>
-          <w:spacing w:val="-9"/>
-          <w:sz w:val="22"/>
-        </w:rPr>
-        <w:t xml:space="preserve"> </w:t>
-      </w:r>
-      <w:r>
-        <w:rPr>
-          <w:b/>
-          <w:sz w:val="22"/>
-        </w:rPr>
-        <w:t>Resilience4j</w:t>
-      </w:r>
-      <w:r>
-        <w:rPr>
-          <w:sz w:val="22"/>
-        </w:rPr>
-        <w:t>,</w:t>
-      </w:r>
-      <w:r>
-        <w:rPr>
-          <w:spacing w:val="-9"/>
-          <w:sz w:val="22"/>
-        </w:rPr>
-        <w:t xml:space="preserve"> </w:t>
-      </w:r>
-      <w:r>
-        <w:rPr>
-          <w:sz w:val="22"/>
-        </w:rPr>
-        <w:t>implement</w:t>
-      </w:r>
-      <w:r>
-        <w:rPr>
-          <w:rFonts w:hint="default"/>
-          <w:sz w:val="22"/>
-          <w:lang w:val="en-US"/>
-        </w:rPr>
-        <w:t>ed</w:t>
-      </w:r>
-      <w:r>
-        <w:rPr>
-          <w:spacing w:val="-9"/>
-          <w:sz w:val="22"/>
-        </w:rPr>
-        <w:t xml:space="preserve"> </w:t>
-      </w:r>
-      <w:r>
-        <w:rPr>
-          <w:rFonts w:hint="default" w:ascii="Times New Roman Bold" w:hAnsi="Times New Roman Bold" w:cs="Times New Roman Bold"/>
-          <w:b/>
-          <w:bCs/>
-          <w:spacing w:val="-9"/>
-          <w:sz w:val="22"/>
-          <w:lang w:val="en-US"/>
-        </w:rPr>
-        <w:t>C</w:t>
-      </w:r>
-      <w:r>
-        <w:rPr>
-          <w:b/>
-          <w:sz w:val="22"/>
-        </w:rPr>
-        <w:t>ircuit</w:t>
-      </w:r>
-      <w:r>
-        <w:rPr>
-          <w:b/>
-          <w:spacing w:val="-9"/>
-          <w:sz w:val="22"/>
-        </w:rPr>
-        <w:t xml:space="preserve"> </w:t>
-      </w:r>
-      <w:r>
-        <w:rPr>
-          <w:rFonts w:hint="default"/>
-          <w:b/>
-          <w:spacing w:val="-9"/>
-          <w:sz w:val="22"/>
-          <w:lang w:val="en-US"/>
-        </w:rPr>
-        <w:t>B</w:t>
-      </w:r>
-      <w:r>
-        <w:rPr>
-          <w:b/>
-          <w:sz w:val="22"/>
-        </w:rPr>
-        <w:t>reaker</w:t>
-      </w:r>
-      <w:r>
-        <w:rPr>
-          <w:sz w:val="22"/>
-        </w:rPr>
-        <w:t>,</w:t>
-      </w:r>
-      <w:r>
-        <w:rPr>
-          <w:spacing w:val="-9"/>
-          <w:sz w:val="22"/>
-        </w:rPr>
-        <w:t xml:space="preserve"> </w:t>
-      </w:r>
-      <w:r>
-        <w:rPr>
-          <w:b/>
-          <w:sz w:val="22"/>
-        </w:rPr>
-        <w:t>fallback</w:t>
-      </w:r>
-      <w:r>
-        <w:rPr>
-          <w:b/>
-          <w:spacing w:val="-9"/>
-          <w:sz w:val="22"/>
-        </w:rPr>
-        <w:t xml:space="preserve"> </w:t>
-      </w:r>
-      <w:r>
-        <w:rPr>
-          <w:b/>
-          <w:sz w:val="22"/>
-        </w:rPr>
-        <w:t>func-tions</w:t>
-      </w:r>
-      <w:r>
-        <w:rPr>
-          <w:sz w:val="22"/>
-        </w:rPr>
-        <w:t>,</w:t>
-      </w:r>
-      <w:r>
-        <w:rPr>
-          <w:rFonts w:hint="default" w:ascii="Times New Roman Bold" w:hAnsi="Times New Roman Bold" w:cs="Times New Roman Bold"/>
-          <w:b/>
-          <w:bCs/>
-          <w:sz w:val="22"/>
-        </w:rPr>
-        <w:t xml:space="preserve"> timeouts, and retries</w:t>
-      </w:r>
-      <w:r>
-        <w:rPr>
-          <w:sz w:val="22"/>
-        </w:rPr>
-        <w:t xml:space="preserve"> to handle downstream service</w:t>
-      </w:r>
-      <w:r>
-        <w:rPr>
-          <w:rFonts w:hint="default"/>
-          <w:sz w:val="22"/>
-          <w:lang w:val="en-US"/>
-        </w:rPr>
-        <w:t>s</w:t>
-      </w:r>
-      <w:r>
-        <w:rPr>
-          <w:sz w:val="22"/>
-        </w:rPr>
-        <w:t xml:space="preserve"> failures gracefully.</w:t>
-      </w:r>
-    </w:p>
-    <w:p>
-      <w:pPr>
-        <w:pStyle w:val="9"/>
-        <w:numPr>
-          <w:ilvl w:val="0"/>
-          <w:numId w:val="1"/>
-        </w:numPr>
-        <w:tabs>
-          <w:tab w:val="left" w:pos="347"/>
-        </w:tabs>
-        <w:spacing w:before="20" w:after="0" w:line="256" w:lineRule="auto"/>
-        <w:ind w:left="347" w:right="225" w:hanging="186"/>
-        <w:jc w:val="left"/>
-        <w:rPr>
-          <w:sz w:val="22"/>
-        </w:rPr>
-      </w:pPr>
-      <w:r>
-        <w:rPr>
-          <w:spacing w:val="-2"/>
-          <w:sz w:val="22"/>
-        </w:rPr>
-        <w:t>Developed</w:t>
-      </w:r>
-      <w:r>
-        <w:rPr>
-          <w:spacing w:val="-7"/>
-          <w:sz w:val="22"/>
-        </w:rPr>
-        <w:t xml:space="preserve"> </w:t>
-      </w:r>
-      <w:r>
-        <w:rPr>
-          <w:spacing w:val="-2"/>
-          <w:sz w:val="22"/>
-        </w:rPr>
-        <w:t>and</w:t>
-      </w:r>
-      <w:r>
-        <w:rPr>
-          <w:spacing w:val="-7"/>
-          <w:sz w:val="22"/>
-        </w:rPr>
-        <w:t xml:space="preserve"> </w:t>
-      </w:r>
-      <w:r>
-        <w:rPr>
-          <w:spacing w:val="-2"/>
-          <w:sz w:val="22"/>
-        </w:rPr>
-        <w:t>maintained</w:t>
-      </w:r>
-      <w:r>
-        <w:rPr>
-          <w:spacing w:val="-7"/>
-          <w:sz w:val="22"/>
-        </w:rPr>
-        <w:t xml:space="preserve"> </w:t>
-      </w:r>
-      <w:r>
-        <w:rPr>
-          <w:b/>
-          <w:spacing w:val="-2"/>
-          <w:sz w:val="22"/>
-        </w:rPr>
-        <w:t>well</w:t>
-      </w:r>
-      <w:r>
-        <w:rPr>
-          <w:rFonts w:hint="default"/>
-          <w:b/>
-          <w:spacing w:val="-2"/>
-          <w:sz w:val="22"/>
-          <w:lang w:val="en-US"/>
-        </w:rPr>
-        <w:t xml:space="preserve"> </w:t>
-      </w:r>
-      <w:r>
-        <w:rPr>
-          <w:b/>
-          <w:spacing w:val="-2"/>
-          <w:sz w:val="22"/>
-        </w:rPr>
-        <w:t>documented</w:t>
-      </w:r>
-      <w:r>
-        <w:rPr>
-          <w:b/>
-          <w:spacing w:val="-7"/>
-          <w:sz w:val="22"/>
-        </w:rPr>
-        <w:t xml:space="preserve"> </w:t>
-      </w:r>
-      <w:r>
-        <w:rPr>
-          <w:b/>
-          <w:spacing w:val="-2"/>
-          <w:sz w:val="22"/>
-        </w:rPr>
-        <w:t>RESTful</w:t>
-      </w:r>
-      <w:r>
-        <w:rPr>
-          <w:b/>
-          <w:spacing w:val="-7"/>
-          <w:sz w:val="22"/>
-        </w:rPr>
-        <w:t xml:space="preserve"> </w:t>
-      </w:r>
-      <w:r>
-        <w:rPr>
-          <w:b/>
-          <w:spacing w:val="-2"/>
-          <w:sz w:val="22"/>
-        </w:rPr>
-        <w:t>API</w:t>
-      </w:r>
-      <w:r>
-        <w:rPr>
-          <w:b/>
-          <w:spacing w:val="-7"/>
-          <w:sz w:val="22"/>
-        </w:rPr>
-        <w:t xml:space="preserve"> </w:t>
-      </w:r>
-      <w:r>
-        <w:rPr>
-          <w:spacing w:val="-2"/>
-          <w:sz w:val="22"/>
-        </w:rPr>
-        <w:t>using</w:t>
-      </w:r>
-      <w:r>
-        <w:rPr>
-          <w:spacing w:val="-7"/>
-          <w:sz w:val="22"/>
-        </w:rPr>
-        <w:t xml:space="preserve"> </w:t>
-      </w:r>
-      <w:r>
-        <w:rPr>
-          <w:b/>
-          <w:spacing w:val="-2"/>
-          <w:sz w:val="22"/>
-        </w:rPr>
-        <w:t>Swagger</w:t>
-      </w:r>
-      <w:r>
-        <w:rPr>
-          <w:b/>
-          <w:spacing w:val="-7"/>
-          <w:sz w:val="22"/>
-        </w:rPr>
-        <w:t xml:space="preserve"> </w:t>
-      </w:r>
-      <w:r>
-        <w:rPr>
-          <w:b/>
-          <w:spacing w:val="-2"/>
-          <w:sz w:val="22"/>
-        </w:rPr>
-        <w:t>3</w:t>
-      </w:r>
-      <w:r>
-        <w:rPr>
-          <w:b/>
-          <w:spacing w:val="-7"/>
-          <w:sz w:val="22"/>
-        </w:rPr>
-        <w:t xml:space="preserve"> </w:t>
-      </w:r>
-      <w:r>
-        <w:rPr>
-          <w:b/>
-          <w:spacing w:val="-2"/>
-          <w:sz w:val="22"/>
-        </w:rPr>
-        <w:t>(OpenAPI)</w:t>
-      </w:r>
-      <w:r>
-        <w:rPr>
-          <w:spacing w:val="-2"/>
-          <w:sz w:val="22"/>
-        </w:rPr>
-        <w:t>,</w:t>
-      </w:r>
-      <w:r>
-        <w:rPr>
-          <w:spacing w:val="-7"/>
-          <w:sz w:val="22"/>
-        </w:rPr>
-        <w:t xml:space="preserve"> </w:t>
-      </w:r>
-      <w:r>
-        <w:rPr>
-          <w:spacing w:val="-2"/>
-          <w:sz w:val="22"/>
-        </w:rPr>
-        <w:t>improving</w:t>
-      </w:r>
-      <w:r>
-        <w:rPr>
-          <w:spacing w:val="-7"/>
-          <w:sz w:val="22"/>
-        </w:rPr>
-        <w:t xml:space="preserve"> </w:t>
-      </w:r>
-      <w:r>
-        <w:rPr>
-          <w:spacing w:val="-2"/>
-          <w:sz w:val="22"/>
-        </w:rPr>
-        <w:t>API</w:t>
-      </w:r>
-      <w:r>
-        <w:rPr>
-          <w:spacing w:val="-7"/>
-          <w:sz w:val="22"/>
-        </w:rPr>
-        <w:t xml:space="preserve"> </w:t>
-      </w:r>
-      <w:r>
-        <w:rPr>
-          <w:spacing w:val="-2"/>
-          <w:sz w:val="22"/>
-        </w:rPr>
-        <w:t xml:space="preserve">usability, </w:t>
-      </w:r>
-      <w:r>
-        <w:rPr>
-          <w:sz w:val="22"/>
-        </w:rPr>
-        <w:t>and cross-team collaboration.</w:t>
-      </w:r>
-    </w:p>
-    <w:p>
-      <w:pPr>
-        <w:pStyle w:val="9"/>
-        <w:widowControl w:val="0"/>
-        <w:numPr>
-          <w:ilvl w:val="0"/>
-          <w:numId w:val="0"/>
-        </w:numPr>
-        <w:tabs>
-          <w:tab w:val="left" w:pos="347"/>
-        </w:tabs>
-        <w:autoSpaceDE w:val="0"/>
-        <w:autoSpaceDN w:val="0"/>
-        <w:spacing w:before="20" w:after="0" w:line="256" w:lineRule="auto"/>
-        <w:ind w:right="225" w:rightChars="0"/>
-        <w:jc w:val="left"/>
-        <w:rPr>
-          <w:sz w:val="22"/>
-        </w:rPr>
-      </w:pPr>
     </w:p>
     <w:p>
       <w:pPr>
@@ -7824,7 +6822,15 @@
           <w:sz w:val="22"/>
           <w:lang w:val="en-US"/>
         </w:rPr>
-        <w:t xml:space="preserve"> can get enroll in Application. Provider and Member have to enroll himself in Application.</w:t>
+        <w:t xml:space="preserve"> can get enroll in Application. </w:t>
+      </w:r>
+      <w:r>
+        <w:rPr>
+          <w:rFonts w:hint="default"/>
+          <w:sz w:val="22"/>
+          <w:lang w:val="en-US"/>
+        </w:rPr>
+        <w:t>Some of the important Modules are</w:t>
       </w:r>
     </w:p>
     <w:p>
@@ -7841,167 +6847,57 @@
         <w:ind w:left="347" w:right="225" w:hanging="186"/>
         <w:jc w:val="both"/>
         <w:rPr>
-          <w:sz w:val="22"/>
-        </w:rPr>
-      </w:pPr>
-      <w:r>
-        <w:rPr>
-          <w:rFonts w:hint="default"/>
-          <w:sz w:val="22"/>
-          <w:lang w:val="en-US"/>
-        </w:rPr>
-        <w:t>Some of the important Modules are,</w:t>
+          <w:rFonts w:hint="default"/>
+          <w:b/>
+          <w:sz w:val="22"/>
+          <w:lang w:val="en-US"/>
+        </w:rPr>
+      </w:pPr>
+      <w:r>
+        <w:rPr>
+          <w:rFonts w:hint="default"/>
+          <w:sz w:val="22"/>
+          <w:lang w:val="en-US"/>
+        </w:rPr>
+        <w:t xml:space="preserve">Some of the important Modules are </w:t>
+      </w:r>
+      <w:r>
+        <w:rPr>
+          <w:rFonts w:hint="default" w:ascii="Times New Roman Bold" w:hAnsi="Times New Roman Bold" w:cs="Times New Roman Bold"/>
+          <w:b/>
+          <w:bCs/>
+          <w:sz w:val="22"/>
+          <w:lang w:val="en-US"/>
+        </w:rPr>
+        <w:t>Provider, Member and (State Management Administrator) SMA.</w:t>
       </w:r>
     </w:p>
     <w:p>
       <w:pPr>
-        <w:pStyle w:val="9"/>
-        <w:numPr>
-          <w:ilvl w:val="0"/>
-          <w:numId w:val="1"/>
-        </w:numPr>
+        <w:keepNext w:val="0"/>
+        <w:keepLines w:val="0"/>
+        <w:pageBreakBefore w:val="0"/>
+        <w:widowControl w:val="0"/>
         <w:tabs>
-          <w:tab w:val="left" w:pos="347"/>
+          <w:tab w:val="left" w:pos="2265"/>
+          <w:tab w:val="left" w:pos="2756"/>
         </w:tabs>
-        <w:spacing w:before="21" w:after="0" w:line="256" w:lineRule="auto"/>
-        <w:ind w:left="347" w:right="225" w:hanging="186"/>
-        <w:jc w:val="both"/>
-        <w:rPr>
-          <w:sz w:val="22"/>
-        </w:rPr>
-      </w:pPr>
-      <w:r>
-        <w:rPr>
-          <w:rFonts w:hint="default" w:ascii="Times New Roman Bold" w:hAnsi="Times New Roman Bold" w:cs="Times New Roman Bold"/>
-          <w:b/>
-          <w:bCs/>
-          <w:sz w:val="22"/>
-          <w:lang w:val="en-US"/>
-        </w:rPr>
-        <w:t>Provider</w:t>
-      </w:r>
-      <w:r>
-        <w:rPr>
-          <w:rFonts w:hint="default"/>
-          <w:sz w:val="22"/>
-          <w:lang w:val="en-US"/>
-        </w:rPr>
-        <w:t>: Provider can be Hospital, Doctor, Clinic, and Institute which provides Medical Facility.</w:t>
-      </w:r>
-    </w:p>
-    <w:p>
-      <w:pPr>
-        <w:pStyle w:val="9"/>
-        <w:numPr>
-          <w:ilvl w:val="0"/>
-          <w:numId w:val="1"/>
-        </w:numPr>
-        <w:tabs>
-          <w:tab w:val="left" w:pos="347"/>
-        </w:tabs>
-        <w:spacing w:before="21" w:after="0" w:line="256" w:lineRule="auto"/>
-        <w:ind w:left="347" w:right="225" w:hanging="186"/>
-        <w:jc w:val="both"/>
-        <w:rPr>
-          <w:sz w:val="22"/>
-        </w:rPr>
-      </w:pPr>
-      <w:r>
-        <w:rPr>
-          <w:rFonts w:hint="default" w:ascii="Times New Roman Bold" w:hAnsi="Times New Roman Bold" w:cs="Times New Roman Bold"/>
-          <w:b/>
-          <w:bCs/>
-          <w:sz w:val="22"/>
-          <w:lang w:val="en-US"/>
-        </w:rPr>
-        <w:t>Member</w:t>
-      </w:r>
-      <w:r>
-        <w:rPr>
-          <w:rFonts w:hint="default"/>
-          <w:sz w:val="22"/>
-          <w:lang w:val="en-US"/>
-        </w:rPr>
-        <w:t>: Member can be Users, Where they get Enrolled in Application and have they gets the Medical Facility and they can claims.</w:t>
-      </w:r>
-    </w:p>
-    <w:p>
-      <w:pPr>
-        <w:pStyle w:val="9"/>
-        <w:numPr>
-          <w:ilvl w:val="0"/>
-          <w:numId w:val="1"/>
-        </w:numPr>
-        <w:tabs>
-          <w:tab w:val="left" w:pos="347"/>
-        </w:tabs>
-        <w:spacing w:before="21" w:after="0" w:line="256" w:lineRule="auto"/>
-        <w:ind w:left="347" w:right="225" w:hanging="186"/>
-        <w:jc w:val="both"/>
-        <w:rPr>
-          <w:sz w:val="22"/>
-        </w:rPr>
-      </w:pPr>
-      <w:r>
-        <w:rPr>
-          <w:rFonts w:hint="default" w:ascii="Times New Roman Bold" w:hAnsi="Times New Roman Bold" w:cs="Times New Roman Bold"/>
-          <w:b/>
-          <w:bCs/>
-          <w:sz w:val="22"/>
-          <w:lang w:val="en-US"/>
-        </w:rPr>
-        <w:t>SMA (State Management Administrator)</w:t>
-      </w:r>
-      <w:r>
-        <w:rPr>
-          <w:rFonts w:hint="default"/>
-          <w:sz w:val="22"/>
-          <w:lang w:val="en-US"/>
-        </w:rPr>
-        <w:t>: SMA Will act as an Admin. It can Delete and Approve the Enrollment based on Background Check (details and documents).</w:t>
-      </w:r>
-    </w:p>
-    <w:p>
-      <w:pPr>
-        <w:pStyle w:val="9"/>
-        <w:widowControl w:val="0"/>
-        <w:numPr>
-          <w:ilvl w:val="0"/>
-          <w:numId w:val="0"/>
-        </w:numPr>
-        <w:tabs>
-          <w:tab w:val="left" w:pos="347"/>
-        </w:tabs>
+        <w:kinsoku/>
+        <w:wordWrap/>
+        <w:overflowPunct/>
+        <w:topLinePunct w:val="0"/>
         <w:autoSpaceDE w:val="0"/>
         <w:autoSpaceDN w:val="0"/>
-        <w:spacing w:before="21" w:after="0" w:line="256" w:lineRule="auto"/>
-        <w:ind w:right="225" w:rightChars="0"/>
-        <w:jc w:val="both"/>
-        <w:rPr>
-          <w:rFonts w:hint="default"/>
-          <w:sz w:val="22"/>
-          <w:lang w:val="en-US"/>
-        </w:rPr>
-      </w:pPr>
-    </w:p>
-    <w:p>
-      <w:pPr>
-        <w:pStyle w:val="9"/>
-        <w:widowControl w:val="0"/>
-        <w:numPr>
-          <w:ilvl w:val="0"/>
-          <w:numId w:val="0"/>
-        </w:numPr>
-        <w:tabs>
-          <w:tab w:val="left" w:pos="347"/>
-        </w:tabs>
-        <w:autoSpaceDE w:val="0"/>
-        <w:autoSpaceDN w:val="0"/>
-        <w:spacing w:before="21" w:after="0" w:line="256" w:lineRule="auto"/>
-        <w:ind w:right="225" w:rightChars="0"/>
-        <w:jc w:val="both"/>
-        <w:rPr>
-          <w:rFonts w:hint="default"/>
+        <w:bidi w:val="0"/>
+        <w:adjustRightInd/>
+        <w:snapToGrid/>
+        <w:spacing w:before="18" w:after="0" w:afterLines="20" w:line="240" w:lineRule="auto"/>
+        <w:ind w:right="0"/>
+        <w:jc w:val="left"/>
+        <w:textAlignment w:val="auto"/>
+        <w:rPr>
+          <w:rFonts w:hint="default"/>
+          <w:b/>
           <w:sz w:val="22"/>
           <w:lang w:val="en-US"/>
         </w:rPr>
@@ -8032,11 +6928,34 @@
         <w:textAlignment w:val="auto"/>
         <w:rPr>
           <w:rFonts w:hint="default"/>
-          <w:b/>
-          <w:sz w:val="22"/>
-          <w:lang w:val="en-US"/>
-        </w:rPr>
-      </w:pPr>
+          <w:b w:val="0"/>
+          <w:bCs/>
+          <w:sz w:val="22"/>
+          <w:shd w:val="clear" w:color="FFFFFF" w:fill="D9D9D9"/>
+          <w:lang w:val="en-US"/>
+        </w:rPr>
+      </w:pPr>
+      <w:r>
+        <w:rPr>
+          <w:rFonts w:hint="default"/>
+          <w:b/>
+          <w:sz w:val="22"/>
+          <w:shd w:val="clear" w:color="FFFFFF" w:fill="D9D9D9"/>
+          <w:lang w:val="en-US"/>
+        </w:rPr>
+        <w:t xml:space="preserve">Project: </w:t>
+      </w:r>
+      <w:r>
+        <w:rPr>
+          <w:rFonts w:hint="default"/>
+          <w:b w:val="0"/>
+          <w:bCs/>
+          <w:sz w:val="22"/>
+          <w:shd w:val="clear" w:color="FFFFFF" w:fill="D9D9D9"/>
+          <w:lang w:val="en-US"/>
+        </w:rPr>
+        <w:t>Partner Portal</w:t>
+      </w:r>
     </w:p>
     <w:p>
       <w:pPr>
@@ -8063,11 +6982,34 @@
         <w:textAlignment w:val="auto"/>
         <w:rPr>
           <w:rFonts w:hint="default"/>
-          <w:b/>
-          <w:sz w:val="22"/>
-          <w:lang w:val="en-US"/>
-        </w:rPr>
-      </w:pPr>
+          <w:b w:val="0"/>
+          <w:bCs/>
+          <w:sz w:val="22"/>
+          <w:shd w:val="clear" w:color="FFFFFF" w:fill="D9D9D9"/>
+          <w:lang w:val="en-US"/>
+        </w:rPr>
+      </w:pPr>
+      <w:r>
+        <w:rPr>
+          <w:rFonts w:hint="default"/>
+          <w:b/>
+          <w:sz w:val="22"/>
+          <w:shd w:val="clear" w:color="FFFFFF" w:fill="D9D9D9"/>
+          <w:lang w:val="en-US"/>
+        </w:rPr>
+        <w:t xml:space="preserve">Client: </w:t>
+      </w:r>
+      <w:r>
+        <w:rPr>
+          <w:rFonts w:hint="default"/>
+          <w:b w:val="0"/>
+          <w:bCs/>
+          <w:sz w:val="22"/>
+          <w:shd w:val="clear" w:color="FFFFFF" w:fill="D9D9D9"/>
+          <w:lang w:val="en-US"/>
+        </w:rPr>
+        <w:t>Liberty General Insurance</w:t>
+      </w:r>
     </w:p>
     <w:p>
       <w:pPr>
@@ -8096,6 +7038,193 @@
           <w:rFonts w:hint="default"/>
           <w:b/>
           <w:sz w:val="22"/>
+          <w:shd w:val="clear" w:color="FFFFFF" w:fill="D9D9D9"/>
+          <w:lang w:val="en-US"/>
+        </w:rPr>
+      </w:pPr>
+      <w:r>
+        <w:rPr>
+          <w:rFonts w:hint="default" w:ascii="Times New Roman Bold" w:hAnsi="Times New Roman Bold" w:cs="Times New Roman Bold"/>
+          <w:b/>
+          <w:bCs/>
+          <w:sz w:val="22"/>
+          <w:shd w:val="clear" w:color="FFFFFF" w:fill="D9D9D9"/>
+          <w:lang w:val="en-US"/>
+        </w:rPr>
+        <w:t>Tech Stack</w:t>
+      </w:r>
+      <w:r>
+        <w:rPr>
+          <w:rFonts w:hint="default"/>
+          <w:sz w:val="22"/>
+          <w:shd w:val="clear" w:color="FFFFFF" w:fill="D9D9D9"/>
+          <w:lang w:val="en-US"/>
+        </w:rPr>
+        <w:t xml:space="preserve">: </w:t>
+      </w:r>
+      <w:r>
+        <w:rPr>
+          <w:b w:val="0"/>
+          <w:bCs/>
+          <w:sz w:val="22"/>
+          <w:shd w:val="clear" w:color="FFFFFF" w:fill="D9D9D9"/>
+        </w:rPr>
+        <w:t>Java</w:t>
+      </w:r>
+      <w:r>
+        <w:rPr>
+          <w:rFonts w:hint="default"/>
+          <w:b w:val="0"/>
+          <w:bCs/>
+          <w:sz w:val="22"/>
+          <w:shd w:val="clear" w:color="FFFFFF" w:fill="D9D9D9"/>
+          <w:lang w:val="en-US"/>
+        </w:rPr>
+        <w:t xml:space="preserve"> 8</w:t>
+      </w:r>
+      <w:r>
+        <w:rPr>
+          <w:b w:val="0"/>
+          <w:bCs/>
+          <w:sz w:val="22"/>
+          <w:shd w:val="clear" w:color="FFFFFF" w:fill="D9D9D9"/>
+        </w:rPr>
+        <w:t>,</w:t>
+      </w:r>
+      <w:r>
+        <w:rPr>
+          <w:b w:val="0"/>
+          <w:bCs/>
+          <w:spacing w:val="-11"/>
+          <w:sz w:val="22"/>
+          <w:shd w:val="clear" w:color="FFFFFF" w:fill="D9D9D9"/>
+        </w:rPr>
+        <w:t xml:space="preserve"> </w:t>
+      </w:r>
+      <w:r>
+        <w:rPr>
+          <w:b w:val="0"/>
+          <w:bCs/>
+          <w:sz w:val="22"/>
+          <w:shd w:val="clear" w:color="FFFFFF" w:fill="D9D9D9"/>
+        </w:rPr>
+        <w:t>Spring</w:t>
+      </w:r>
+      <w:r>
+        <w:rPr>
+          <w:b w:val="0"/>
+          <w:bCs/>
+          <w:spacing w:val="-12"/>
+          <w:sz w:val="22"/>
+          <w:shd w:val="clear" w:color="FFFFFF" w:fill="D9D9D9"/>
+        </w:rPr>
+        <w:t xml:space="preserve"> </w:t>
+      </w:r>
+      <w:r>
+        <w:rPr>
+          <w:b w:val="0"/>
+          <w:bCs/>
+          <w:sz w:val="22"/>
+          <w:shd w:val="clear" w:color="FFFFFF" w:fill="D9D9D9"/>
+        </w:rPr>
+        <w:t>Boot,</w:t>
+      </w:r>
+      <w:r>
+        <w:rPr>
+          <w:b w:val="0"/>
+          <w:bCs/>
+          <w:spacing w:val="-12"/>
+          <w:sz w:val="22"/>
+          <w:shd w:val="clear" w:color="FFFFFF" w:fill="D9D9D9"/>
+        </w:rPr>
+        <w:t xml:space="preserve"> </w:t>
+      </w:r>
+      <w:r>
+        <w:rPr>
+          <w:rFonts w:hint="default"/>
+          <w:b w:val="0"/>
+          <w:bCs/>
+          <w:sz w:val="22"/>
+          <w:shd w:val="clear" w:color="FFFFFF" w:fill="D9D9D9"/>
+          <w:lang w:val="en-US"/>
+        </w:rPr>
+        <w:t>Microservices and MySQL</w:t>
+      </w:r>
+    </w:p>
+    <w:p>
+      <w:pPr>
+        <w:pStyle w:val="9"/>
+        <w:numPr>
+          <w:ilvl w:val="0"/>
+          <w:numId w:val="1"/>
+        </w:numPr>
+        <w:tabs>
+          <w:tab w:val="left" w:pos="347"/>
+        </w:tabs>
+        <w:spacing w:before="21" w:after="0" w:line="256" w:lineRule="auto"/>
+        <w:ind w:left="347" w:right="225" w:hanging="186"/>
+        <w:jc w:val="both"/>
+        <w:rPr>
+          <w:sz w:val="22"/>
+        </w:rPr>
+      </w:pPr>
+      <w:r>
+        <w:rPr>
+          <w:rFonts w:hint="default"/>
+          <w:b w:val="0"/>
+          <w:bCs/>
+          <w:sz w:val="22"/>
+        </w:rPr>
+        <w:t>Partner Portal is all about issuance of different insurances by different agents for the commercial purpose.</w:t>
+      </w:r>
+    </w:p>
+    <w:p>
+      <w:pPr>
+        <w:pStyle w:val="9"/>
+        <w:numPr>
+          <w:ilvl w:val="0"/>
+          <w:numId w:val="1"/>
+        </w:numPr>
+        <w:tabs>
+          <w:tab w:val="left" w:pos="347"/>
+        </w:tabs>
+        <w:spacing w:before="21" w:after="0" w:line="256" w:lineRule="auto"/>
+        <w:ind w:left="347" w:right="225" w:hanging="186"/>
+        <w:jc w:val="both"/>
+        <w:rPr>
+          <w:rFonts w:hint="default"/>
+          <w:sz w:val="22"/>
+          <w:lang w:val="en-US"/>
+        </w:rPr>
+      </w:pPr>
+      <w:r>
+        <w:rPr>
+          <w:rFonts w:hint="default"/>
+          <w:sz w:val="22"/>
+          <w:lang w:val="en-US"/>
+        </w:rPr>
+        <w:t>The partner portal will be loaded with many more insurance types such as motor and health. In this some of the roles are Partner, Sales manager and Underwriter.</w:t>
+      </w:r>
+    </w:p>
+    <w:p>
+      <w:pPr>
+        <w:pStyle w:val="9"/>
+        <w:widowControl w:val="0"/>
+        <w:numPr>
+          <w:ilvl w:val="0"/>
+          <w:numId w:val="0"/>
+        </w:numPr>
+        <w:tabs>
+          <w:tab w:val="left" w:pos="347"/>
+        </w:tabs>
+        <w:autoSpaceDE w:val="0"/>
+        <w:autoSpaceDN w:val="0"/>
+        <w:spacing w:before="21" w:after="0" w:line="256" w:lineRule="auto"/>
+        <w:ind w:right="225" w:rightChars="0"/>
+        <w:jc w:val="both"/>
+        <w:rPr>
+          <w:rFonts w:hint="default"/>
+          <w:sz w:val="22"/>
           <w:lang w:val="en-US"/>
         </w:rPr>
       </w:pPr>
@@ -8127,9 +7256,20 @@
           <w:rFonts w:hint="default"/>
           <w:b/>
           <w:sz w:val="22"/>
-          <w:lang w:val="en-US"/>
-        </w:rPr>
-      </w:pPr>
+          <w:shd w:val="clear" w:color="FFFFFF" w:fill="D9D9D9"/>
+          <w:lang w:val="en-US"/>
+        </w:rPr>
+      </w:pPr>
+      <w:r>
+        <w:rPr>
+          <w:rFonts w:hint="default"/>
+          <w:b/>
+          <w:sz w:val="22"/>
+          <w:shd w:val="clear" w:color="FFFFFF" w:fill="D9D9D9"/>
+          <w:lang w:val="en-US"/>
+        </w:rPr>
+        <w:t>Project: OVH(One View HRM (Human Resource Management))</w:t>
+      </w:r>
     </w:p>
     <w:p>
       <w:pPr>
@@ -8171,7 +7311,7 @@
           <w:shd w:val="clear" w:color="FFFFFF" w:fill="D9D9D9"/>
           <w:lang w:val="en-US"/>
         </w:rPr>
-        <w:t xml:space="preserve">Project: </w:t>
+        <w:t xml:space="preserve">Client: </w:t>
       </w:r>
       <w:r>
         <w:rPr>
@@ -8182,7 +7322,7 @@
           <w:shd w:val="clear" w:color="FFFFFF" w:fill="D9D9D9"/>
           <w:lang w:val="en-US"/>
         </w:rPr>
-        <w:t>Partner Portal</w:t>
+        <w:t>Ray Business technologies</w:t>
       </w:r>
     </w:p>
     <w:p>
@@ -8210,8 +7350,7 @@
         <w:textAlignment w:val="auto"/>
         <w:rPr>
           <w:rFonts w:hint="default"/>
-          <w:b w:val="0"/>
-          <w:bCs/>
+          <w:b/>
           <w:sz w:val="22"/>
           <w:shd w:val="clear" w:color="FFFFFF" w:fill="D9D9D9"/>
           <w:lang w:val="en-US"/>
@@ -8219,164 +7358,92 @@
       </w:pPr>
       <w:r>
         <w:rPr>
-          <w:rFonts w:hint="default"/>
-          <w:b/>
+          <w:rFonts w:hint="default" w:ascii="Times New Roman Bold" w:hAnsi="Times New Roman Bold" w:cs="Times New Roman Bold"/>
+          <w:b/>
+          <w:bCs/>
           <w:sz w:val="22"/>
           <w:shd w:val="clear" w:color="FFFFFF" w:fill="D9D9D9"/>
           <w:lang w:val="en-US"/>
         </w:rPr>
-        <w:t xml:space="preserve">Client: </w:t>
-      </w:r>
-      <w:r>
-        <w:rPr>
-          <w:rFonts w:hint="default"/>
-          <w:b w:val="0"/>
-          <w:bCs/>
+        <w:t>Tech Stack</w:t>
+      </w:r>
+      <w:r>
+        <w:rPr>
+          <w:rFonts w:hint="default"/>
           <w:sz w:val="22"/>
           <w:shd w:val="clear" w:color="FFFFFF" w:fill="D9D9D9"/>
           <w:lang w:val="en-US"/>
         </w:rPr>
-        <w:t>Liberty General Insurance</w:t>
-      </w:r>
-    </w:p>
-    <w:p>
-      <w:pPr>
-        <w:keepNext w:val="0"/>
-        <w:keepLines w:val="0"/>
-        <w:pageBreakBefore w:val="0"/>
-        <w:widowControl w:val="0"/>
-        <w:tabs>
-          <w:tab w:val="left" w:pos="2265"/>
-          <w:tab w:val="left" w:pos="2756"/>
-        </w:tabs>
-        <w:kinsoku/>
-        <w:wordWrap/>
-        <w:overflowPunct/>
-        <w:topLinePunct w:val="0"/>
-        <w:autoSpaceDE w:val="0"/>
-        <w:autoSpaceDN w:val="0"/>
-        <w:bidi w:val="0"/>
-        <w:adjustRightInd/>
-        <w:snapToGrid/>
-        <w:spacing w:before="18" w:after="0" w:afterLines="20" w:line="240" w:lineRule="auto"/>
-        <w:ind w:left="168" w:right="0" w:firstLine="0"/>
-        <w:jc w:val="left"/>
-        <w:textAlignment w:val="auto"/>
-        <w:rPr>
-          <w:rFonts w:hint="default"/>
-          <w:b/>
+        <w:t xml:space="preserve">: </w:t>
+      </w:r>
+      <w:r>
+        <w:rPr>
+          <w:b w:val="0"/>
+          <w:bCs/>
           <w:sz w:val="22"/>
           <w:shd w:val="clear" w:color="FFFFFF" w:fill="D9D9D9"/>
-          <w:lang w:val="en-US"/>
-        </w:rPr>
-      </w:pPr>
-      <w:r>
-        <w:rPr>
-          <w:rFonts w:hint="default" w:ascii="Times New Roman Bold" w:hAnsi="Times New Roman Bold" w:cs="Times New Roman Bold"/>
-          <w:b/>
+        </w:rPr>
+        <w:t>Java</w:t>
+      </w:r>
+      <w:r>
+        <w:rPr>
+          <w:rFonts w:hint="default"/>
+          <w:b w:val="0"/>
           <w:bCs/>
           <w:sz w:val="22"/>
           <w:shd w:val="clear" w:color="FFFFFF" w:fill="D9D9D9"/>
           <w:lang w:val="en-US"/>
         </w:rPr>
-        <w:t>Tech Stack</w:t>
-      </w:r>
-      <w:r>
-        <w:rPr>
-          <w:rFonts w:hint="default"/>
+        <w:t xml:space="preserve"> 7</w:t>
+      </w:r>
+      <w:r>
+        <w:rPr>
+          <w:b w:val="0"/>
+          <w:bCs/>
           <w:sz w:val="22"/>
           <w:shd w:val="clear" w:color="FFFFFF" w:fill="D9D9D9"/>
-          <w:lang w:val="en-US"/>
-        </w:rPr>
-        <w:t xml:space="preserve">: </w:t>
-      </w:r>
-      <w:r>
-        <w:rPr>
-          <w:b w:val="0"/>
-          <w:bCs/>
+        </w:rPr>
+        <w:t>,</w:t>
+      </w:r>
+      <w:r>
+        <w:rPr>
+          <w:b w:val="0"/>
+          <w:bCs/>
+          <w:spacing w:val="-11"/>
           <w:sz w:val="22"/>
           <w:shd w:val="clear" w:color="FFFFFF" w:fill="D9D9D9"/>
         </w:rPr>
-        <w:t>Java</w:t>
-      </w:r>
-      <w:r>
-        <w:rPr>
-          <w:rFonts w:hint="default"/>
+        <w:t xml:space="preserve"> </w:t>
+      </w:r>
+      <w:r>
+        <w:rPr>
           <w:b w:val="0"/>
           <w:bCs/>
           <w:sz w:val="22"/>
           <w:shd w:val="clear" w:color="FFFFFF" w:fill="D9D9D9"/>
-          <w:lang w:val="en-US"/>
-        </w:rPr>
-        <w:t xml:space="preserve"> 8</w:t>
-      </w:r>
-      <w:r>
-        <w:rPr>
-          <w:b w:val="0"/>
-          <w:bCs/>
+        </w:rPr>
+        <w:t>Spring,</w:t>
+      </w:r>
+      <w:r>
+        <w:rPr>
+          <w:b w:val="0"/>
+          <w:bCs/>
+          <w:spacing w:val="-12"/>
           <w:sz w:val="22"/>
           <w:shd w:val="clear" w:color="FFFFFF" w:fill="D9D9D9"/>
         </w:rPr>
-        <w:t>,</w:t>
-      </w:r>
-      <w:r>
-        <w:rPr>
-          <w:b w:val="0"/>
-          <w:bCs/>
-          <w:spacing w:val="-11"/>
+        <w:t xml:space="preserve"> </w:t>
+      </w:r>
+      <w:r>
+        <w:rPr>
+          <w:rFonts w:hint="default"/>
+          <w:b w:val="0"/>
+          <w:bCs/>
           <w:sz w:val="22"/>
           <w:shd w:val="clear" w:color="FFFFFF" w:fill="D9D9D9"/>
-        </w:rPr>
-        <w:t xml:space="preserve"> </w:t>
-      </w:r>
-      <w:r>
-        <w:rPr>
-          <w:b w:val="0"/>
-          <w:bCs/>
-          <w:sz w:val="22"/>
-          <w:shd w:val="clear" w:color="FFFFFF" w:fill="D9D9D9"/>
-        </w:rPr>
-        <w:t>Spring</w:t>
-      </w:r>
-      <w:r>
-        <w:rPr>
-          <w:b w:val="0"/>
-          <w:bCs/>
-          <w:spacing w:val="-12"/>
-          <w:sz w:val="22"/>
-          <w:shd w:val="clear" w:color="FFFFFF" w:fill="D9D9D9"/>
-        </w:rPr>
-        <w:t xml:space="preserve"> </w:t>
-      </w:r>
-      <w:r>
-        <w:rPr>
-          <w:b w:val="0"/>
-          <w:bCs/>
-          <w:sz w:val="22"/>
-          <w:shd w:val="clear" w:color="FFFFFF" w:fill="D9D9D9"/>
-        </w:rPr>
-        <w:t>Boot,</w:t>
-      </w:r>
-      <w:r>
-        <w:rPr>
-          <w:b w:val="0"/>
-          <w:bCs/>
-          <w:spacing w:val="-12"/>
-          <w:sz w:val="22"/>
-          <w:shd w:val="clear" w:color="FFFFFF" w:fill="D9D9D9"/>
-        </w:rPr>
-        <w:t xml:space="preserve"> </w:t>
-      </w:r>
-      <w:r>
-        <w:rPr>
-          <w:rFonts w:hint="default"/>
-          <w:b w:val="0"/>
-          <w:bCs/>
-          <w:sz w:val="22"/>
-          <w:shd w:val="clear" w:color="FFFFFF" w:fill="D9D9D9"/>
-          <w:lang w:val="en-US"/>
-        </w:rPr>
-        <w:t>Microservices and MySQL</w:t>
+          <w:lang w:val="en-US"/>
+        </w:rPr>
+        <w:t>Hibernate and MySQL</w:t>
       </w:r>
     </w:p>
     <w:p>
@@ -8393,327 +7460,7 @@
         <w:ind w:left="347" w:right="225" w:hanging="186"/>
         <w:jc w:val="both"/>
         <w:rPr>
-          <w:sz w:val="22"/>
-        </w:rPr>
-      </w:pPr>
-      <w:r>
-        <w:rPr>
-          <w:rFonts w:hint="default"/>
-          <w:b w:val="0"/>
-          <w:bCs/>
-          <w:sz w:val="22"/>
-        </w:rPr>
-        <w:t>Partner Portal is all about issuance of different insurances by different agents for the commercial purpose.</w:t>
-      </w:r>
-    </w:p>
-    <w:p>
-      <w:pPr>
-        <w:pStyle w:val="9"/>
-        <w:numPr>
-          <w:ilvl w:val="0"/>
-          <w:numId w:val="1"/>
-        </w:numPr>
-        <w:tabs>
-          <w:tab w:val="left" w:pos="347"/>
-        </w:tabs>
-        <w:spacing w:before="21" w:after="0" w:line="256" w:lineRule="auto"/>
-        <w:ind w:left="347" w:right="225" w:hanging="186"/>
-        <w:jc w:val="both"/>
-        <w:rPr>
-          <w:rFonts w:hint="default"/>
-          <w:sz w:val="22"/>
-          <w:lang w:val="en-US"/>
-        </w:rPr>
-      </w:pPr>
-      <w:r>
-        <w:rPr>
-          <w:rFonts w:hint="default"/>
-          <w:sz w:val="22"/>
-          <w:lang w:val="en-US"/>
-        </w:rPr>
-        <w:t>The partner portal will be loaded with many more insurance types such as motor and health. In this some of the roles are Partner, Sales manager and Underwriter.</w:t>
-      </w:r>
-    </w:p>
-    <w:p>
-      <w:pPr>
-        <w:pStyle w:val="9"/>
-        <w:widowControl w:val="0"/>
-        <w:numPr>
-          <w:ilvl w:val="0"/>
-          <w:numId w:val="0"/>
-        </w:numPr>
-        <w:tabs>
-          <w:tab w:val="left" w:pos="347"/>
-        </w:tabs>
-        <w:autoSpaceDE w:val="0"/>
-        <w:autoSpaceDN w:val="0"/>
-        <w:spacing w:before="21" w:after="0" w:line="256" w:lineRule="auto"/>
-        <w:ind w:right="225" w:rightChars="0"/>
-        <w:jc w:val="both"/>
-        <w:rPr>
-          <w:rFonts w:hint="default"/>
-          <w:sz w:val="22"/>
-          <w:lang w:val="en-US"/>
-        </w:rPr>
-      </w:pPr>
-    </w:p>
-    <w:p>
-      <w:pPr>
-        <w:pStyle w:val="9"/>
-        <w:widowControl w:val="0"/>
-        <w:numPr>
-          <w:ilvl w:val="0"/>
-          <w:numId w:val="0"/>
-        </w:numPr>
-        <w:tabs>
-          <w:tab w:val="left" w:pos="347"/>
-        </w:tabs>
-        <w:autoSpaceDE w:val="0"/>
-        <w:autoSpaceDN w:val="0"/>
-        <w:spacing w:before="21" w:after="0" w:line="256" w:lineRule="auto"/>
-        <w:ind w:right="225" w:rightChars="0"/>
-        <w:jc w:val="both"/>
-        <w:rPr>
-          <w:rFonts w:hint="default"/>
-          <w:sz w:val="22"/>
-          <w:lang w:val="en-US"/>
-        </w:rPr>
-      </w:pPr>
-    </w:p>
-    <w:p>
-      <w:pPr>
-        <w:keepNext w:val="0"/>
-        <w:keepLines w:val="0"/>
-        <w:pageBreakBefore w:val="0"/>
-        <w:widowControl w:val="0"/>
-        <w:tabs>
-          <w:tab w:val="left" w:pos="2265"/>
-          <w:tab w:val="left" w:pos="2756"/>
-        </w:tabs>
-        <w:kinsoku/>
-        <w:wordWrap/>
-        <w:overflowPunct/>
-        <w:topLinePunct w:val="0"/>
-        <w:autoSpaceDE w:val="0"/>
-        <w:autoSpaceDN w:val="0"/>
-        <w:bidi w:val="0"/>
-        <w:adjustRightInd/>
-        <w:snapToGrid/>
-        <w:spacing w:before="18" w:after="0" w:afterLines="20" w:line="240" w:lineRule="auto"/>
-        <w:ind w:left="168" w:right="0" w:firstLine="0"/>
-        <w:jc w:val="left"/>
-        <w:textAlignment w:val="auto"/>
-        <w:rPr>
-          <w:rFonts w:hint="default"/>
-          <w:b/>
-          <w:sz w:val="22"/>
-          <w:shd w:val="clear" w:color="FFFFFF" w:fill="D9D9D9"/>
-          <w:lang w:val="en-US"/>
-        </w:rPr>
-      </w:pPr>
-      <w:r>
-        <w:rPr>
-          <w:rFonts w:hint="default"/>
-          <w:b/>
-          <w:sz w:val="22"/>
-          <w:shd w:val="clear" w:color="FFFFFF" w:fill="D9D9D9"/>
-          <w:lang w:val="en-US"/>
-        </w:rPr>
-        <w:t>Project: OVH(One View HRM (Human Resource Management))</w:t>
-      </w:r>
-    </w:p>
-    <w:p>
-      <w:pPr>
-        <w:keepNext w:val="0"/>
-        <w:keepLines w:val="0"/>
-        <w:pageBreakBefore w:val="0"/>
-        <w:widowControl w:val="0"/>
-        <w:tabs>
-          <w:tab w:val="left" w:pos="2265"/>
-          <w:tab w:val="left" w:pos="2756"/>
-        </w:tabs>
-        <w:kinsoku/>
-        <w:wordWrap/>
-        <w:overflowPunct/>
-        <w:topLinePunct w:val="0"/>
-        <w:autoSpaceDE w:val="0"/>
-        <w:autoSpaceDN w:val="0"/>
-        <w:bidi w:val="0"/>
-        <w:adjustRightInd/>
-        <w:snapToGrid/>
-        <w:spacing w:before="18" w:after="0" w:afterLines="20" w:line="240" w:lineRule="auto"/>
-        <w:ind w:left="168" w:right="0" w:firstLine="0"/>
-        <w:jc w:val="left"/>
-        <w:textAlignment w:val="auto"/>
-        <w:rPr>
-          <w:rFonts w:hint="default"/>
-          <w:b w:val="0"/>
-          <w:bCs/>
-          <w:sz w:val="22"/>
-          <w:shd w:val="clear" w:color="FFFFFF" w:fill="D9D9D9"/>
-          <w:lang w:val="en-US"/>
-        </w:rPr>
-      </w:pPr>
-      <w:r>
-        <w:rPr>
-          <w:rFonts w:hint="default"/>
-          <w:b/>
-          <w:sz w:val="22"/>
-          <w:shd w:val="clear" w:color="FFFFFF" w:fill="D9D9D9"/>
-          <w:lang w:val="en-US"/>
-        </w:rPr>
-        <w:t xml:space="preserve">Client: </w:t>
-      </w:r>
-      <w:r>
-        <w:rPr>
-          <w:rFonts w:hint="default"/>
-          <w:b w:val="0"/>
-          <w:bCs/>
-          <w:sz w:val="22"/>
-          <w:shd w:val="clear" w:color="FFFFFF" w:fill="D9D9D9"/>
-          <w:lang w:val="en-US"/>
-        </w:rPr>
-        <w:t>Ray Business technologies</w:t>
-      </w:r>
-    </w:p>
-    <w:p>
-      <w:pPr>
-        <w:keepNext w:val="0"/>
-        <w:keepLines w:val="0"/>
-        <w:pageBreakBefore w:val="0"/>
-        <w:widowControl w:val="0"/>
-        <w:tabs>
-          <w:tab w:val="left" w:pos="2265"/>
-          <w:tab w:val="left" w:pos="2756"/>
-        </w:tabs>
-        <w:kinsoku/>
-        <w:wordWrap/>
-        <w:overflowPunct/>
-        <w:topLinePunct w:val="0"/>
-        <w:autoSpaceDE w:val="0"/>
-        <w:autoSpaceDN w:val="0"/>
-        <w:bidi w:val="0"/>
-        <w:adjustRightInd/>
-        <w:snapToGrid/>
-        <w:spacing w:before="18" w:after="0" w:afterLines="20" w:line="240" w:lineRule="auto"/>
-        <w:ind w:left="168" w:right="0" w:firstLine="0"/>
-        <w:jc w:val="left"/>
-        <w:textAlignment w:val="auto"/>
-        <w:rPr>
-          <w:rFonts w:hint="default"/>
-          <w:b/>
-          <w:sz w:val="22"/>
-          <w:shd w:val="clear" w:color="FFFFFF" w:fill="D9D9D9"/>
-          <w:lang w:val="en-US"/>
-        </w:rPr>
-      </w:pPr>
-      <w:r>
-        <w:rPr>
-          <w:rFonts w:hint="default" w:ascii="Times New Roman Bold" w:hAnsi="Times New Roman Bold" w:cs="Times New Roman Bold"/>
-          <w:b/>
-          <w:bCs/>
-          <w:sz w:val="22"/>
-          <w:shd w:val="clear" w:color="FFFFFF" w:fill="D9D9D9"/>
-          <w:lang w:val="en-US"/>
-        </w:rPr>
-        <w:t>Tech Stack</w:t>
-      </w:r>
-      <w:r>
-        <w:rPr>
-          <w:rFonts w:hint="default"/>
-          <w:sz w:val="22"/>
-          <w:shd w:val="clear" w:color="FFFFFF" w:fill="D9D9D9"/>
-          <w:lang w:val="en-US"/>
-        </w:rPr>
-        <w:t xml:space="preserve">: </w:t>
-      </w:r>
-      <w:r>
-        <w:rPr>
-          <w:b w:val="0"/>
-          <w:bCs/>
-          <w:sz w:val="22"/>
-          <w:shd w:val="clear" w:color="FFFFFF" w:fill="D9D9D9"/>
-        </w:rPr>
-        <w:t>Java</w:t>
-      </w:r>
-      <w:r>
-        <w:rPr>
-          <w:rFonts w:hint="default"/>
-          <w:b w:val="0"/>
-          <w:bCs/>
-          <w:sz w:val="22"/>
-          <w:shd w:val="clear" w:color="FFFFFF" w:fill="D9D9D9"/>
-          <w:lang w:val="en-US"/>
-        </w:rPr>
-        <w:t xml:space="preserve"> 7</w:t>
-      </w:r>
-      <w:r>
-        <w:rPr>
-          <w:b w:val="0"/>
-          <w:bCs/>
-          <w:sz w:val="22"/>
-          <w:shd w:val="clear" w:color="FFFFFF" w:fill="D9D9D9"/>
-        </w:rPr>
-        <w:t>,</w:t>
-      </w:r>
-      <w:r>
-        <w:rPr>
-          <w:b w:val="0"/>
-          <w:bCs/>
-          <w:spacing w:val="-11"/>
-          <w:sz w:val="22"/>
-          <w:shd w:val="clear" w:color="FFFFFF" w:fill="D9D9D9"/>
-        </w:rPr>
-        <w:t xml:space="preserve"> </w:t>
-      </w:r>
-      <w:r>
-        <w:rPr>
-          <w:b w:val="0"/>
-          <w:bCs/>
-          <w:sz w:val="22"/>
-          <w:shd w:val="clear" w:color="FFFFFF" w:fill="D9D9D9"/>
-        </w:rPr>
-        <w:t>Spring,</w:t>
-      </w:r>
-      <w:r>
-        <w:rPr>
-          <w:b w:val="0"/>
-          <w:bCs/>
-          <w:spacing w:val="-12"/>
-          <w:sz w:val="22"/>
-          <w:shd w:val="clear" w:color="FFFFFF" w:fill="D9D9D9"/>
-        </w:rPr>
-        <w:t xml:space="preserve"> </w:t>
-      </w:r>
-      <w:r>
-        <w:rPr>
-          <w:rFonts w:hint="default"/>
-          <w:b w:val="0"/>
-          <w:bCs/>
-          <w:sz w:val="22"/>
-          <w:shd w:val="clear" w:color="FFFFFF" w:fill="D9D9D9"/>
-          <w:lang w:val="en-US"/>
-        </w:rPr>
-        <w:t>Hibernate and MySQL</w:t>
-      </w:r>
-    </w:p>
-    <w:p>
-      <w:pPr>
-        <w:pStyle w:val="9"/>
-        <w:numPr>
-          <w:ilvl w:val="0"/>
-          <w:numId w:val="1"/>
-        </w:numPr>
-        <w:tabs>
-          <w:tab w:val="left" w:pos="347"/>
-        </w:tabs>
-        <w:spacing w:before="21" w:after="0" w:line="256" w:lineRule="auto"/>
-        <w:ind w:left="347" w:right="225" w:hanging="186"/>
-        <w:jc w:val="both"/>
-        <w:rPr>
-          <w:rFonts w:hint="default"/>
-          <w:sz w:val="22"/>
-          <w:lang w:val="en-US"/>
+          <w:sz w:val="20"/>
         </w:rPr>
       </w:pPr>
       <w:r>
@@ -8762,7 +7509,7 @@
         <w:bidi w:val="0"/>
         <w:adjustRightInd/>
         <w:snapToGrid/>
-        <w:spacing w:before="20" w:line="360" w:lineRule="auto"/>
+        <w:spacing w:before="20" w:line="240" w:lineRule="auto"/>
         <w:ind w:left="0"/>
         <w:textAlignment w:val="auto"/>
         <w:rPr>
@@ -8868,6 +7615,14 @@
           <w:lang w:val="en-US"/>
         </w:rPr>
         <w:tab/>
+      </w:r>
+      <w:r>
+        <w:rPr>
+          <w:rFonts w:hint="default"/>
+          <w:sz w:val="20"/>
+          <w:lang w:val="en-US"/>
+        </w:rPr>
+        <w:t xml:space="preserve">        </w:t>
       </w:r>
       <w:r>
         <w:rPr>
@@ -8896,8 +7651,8 @@
         <w:bidi w:val="0"/>
         <w:adjustRightInd/>
         <w:snapToGrid/>
-        <w:spacing w:before="20" w:line="360" w:lineRule="auto"/>
-        <w:ind w:left="7920" w:leftChars="0" w:firstLine="720" w:firstLineChars="0"/>
+        <w:spacing w:before="20" w:line="240" w:lineRule="auto"/>
+        <w:ind w:firstLine="8704" w:firstLineChars="4350"/>
         <w:textAlignment w:val="auto"/>
         <w:rPr>
           <w:rFonts w:hint="default" w:ascii="Times New Roman Bold" w:hAnsi="Times New Roman Bold" w:cs="Times New Roman Bold"/>
@@ -8925,36 +7680,6 @@
         <w:widowControl/>
         <w:suppressLineNumbers w:val="0"/>
         <w:jc w:val="left"/>
-        <w:rPr>
-          <w:rFonts w:ascii="SimSun" w:hAnsi="SimSun" w:eastAsia="SimSun" w:cs="SimSun"/>
-          <w:kern w:val="0"/>
-          <w:sz w:val="24"/>
-          <w:szCs w:val="24"/>
-          <w:lang w:val="en-US" w:eastAsia="zh-CN" w:bidi="ar"/>
-        </w:rPr>
-      </w:pPr>
-      <w:r>
-        <w:rPr>
-          <w:color w:val="8F949B"/>
-          <w:sz w:val="20"/>
-        </w:rPr>
-        <w:tab/>
-      </w:r>
-    </w:p>
-    <w:p>
-      <w:pPr>
-        <w:keepNext w:val="0"/>
-        <w:keepLines w:val="0"/>
-        <w:widowControl/>
-        <w:suppressLineNumbers w:val="0"/>
-        <w:jc w:val="left"/>
-      </w:pPr>
-    </w:p>
-    <w:p>
-      <w:pPr>
-        <w:pStyle w:val="6"/>
-        <w:spacing w:before="200"/>
-        <w:ind w:left="0"/>
         <w:rPr>
           <w:rFonts w:hint="default"/>
           <w:sz w:val="20"/>
